--- a/output/10月31日讲座_每人收费评估.docx
+++ b/output/10月31日讲座_每人收费评估.docx
@@ -29,7 +29,7 @@
           <w:color w:val="1A3A5C"/>
           <w:sz w:val="44"/>
         </w:rPr>
-        <w:t>每人收费评估</w:t>
+        <w:t>定价综合结论</w:t>
       </w:r>
     </w:p>
     <w:p>
@@ -44,7 +44,7 @@
           <w:color w:val="666666"/>
           <w:sz w:val="22"/>
         </w:rPr>
-        <w:t>《传习录》与阳明心学  ·  一场上午专题讲座</w:t>
+        <w:t>《传习录》与阳明心学  ·  一场上午专题</w:t>
       </w:r>
     </w:p>
     <w:p>
@@ -59,12 +59,12 @@
           <w:color w:val="666666"/>
           <w:sz w:val="20"/>
         </w:rPr>
-        <w:t>评估日期：2026年10月10日</w:t>
+        <w:t>评估日期：2026年10月10日  ·  本页取代同日较早的“公开价 499 元”版本</w:t>
       </w:r>
     </w:p>
     <w:p>
       <w:pPr>
-        <w:spacing w:before="80" w:after="80" w:line="300" w:lineRule="auto"/>
+        <w:spacing w:before="40" w:after="80" w:line="300" w:lineRule="auto"/>
       </w:pPr>
       <w:r>
         <w:rPr>
@@ -73,7 +73,7 @@
           <w:color w:val="1A3A5C"/>
           <w:sz w:val="28"/>
         </w:rPr>
-        <w:t>结论</w:t>
+        <w:t>执行结论</w:t>
       </w:r>
     </w:p>
     <w:p>
@@ -87,7 +87,7 @@
           <w:color w:val="8B1E1E"/>
           <w:sz w:val="24"/>
         </w:rPr>
-        <w:t>公开报名按每人 499 元收取。海报、公众号和朋友圈只出现这一个价格。</w:t>
+        <w:t>海报标准价 699 元/人。报名页另设早鸟 599 元，10月20日 24:00 前，限 40 张。企业前区席 1,280 元，只通过上海市杨浦区科技企业联合会邀约，不印上主海报。</w:t>
       </w:r>
     </w:p>
     <w:p>
@@ -102,7 +102,21 @@
           <w:color w:val="333333"/>
           <w:sz w:val="22"/>
         </w:rPr>
-        <w:t>本场实际交付是 2026 年 10 月 31 日上午 09:00—12:00、约 3 小时的线下讲座。听众买到的是一次入场听讲。499 元对应该产品。</w:t>
+        <w:t>本场卖的是 10 月 31 日 09:00—12:00 的一场讲座。699 元取公开听讲价格带的上沿，并配一份纸质讲义和散场茶歇。1,280 元只卖座位差异，卖给可以走培训或商务费用的企业人员。签名书、合影和闭门午宴本次不上架。</w:t>
+      </w:r>
+    </w:p>
+    <w:p>
+      <w:pPr>
+        <w:spacing w:before="240" w:after="120" w:line="300" w:lineRule="auto"/>
+      </w:pPr>
+      <w:r>
+        <w:rPr>
+          <w:rFonts w:ascii="微软雅黑" w:hAnsi="微软雅黑" w:eastAsia="微软雅黑"/>
+          <w:b/>
+          <w:color w:val="1A3A5C"/>
+          <w:sz w:val="28"/>
+        </w:rPr>
+        <w:t>一、五方意见如何收成这一个价</w:t>
       </w:r>
     </w:p>
     <w:p>
@@ -117,514 +131,7 @@
           <w:color w:val="333333"/>
           <w:sz w:val="22"/>
         </w:rPr>
-        <w:t>此前内部测算使用过“12 人 × 2,399 元”。该口径接近全日小班的单日锚点，当时也写明不是已到账数字。本场议程只有上午一场，公开售价改按讲座收取，定为 499 元。2,399 元只保留给已经按这个价格作出书面承诺的人，并单独写清他们多出来的权益。</w:t>
-      </w:r>
-    </w:p>
-    <w:p>
-      <w:pPr>
-        <w:spacing w:before="240" w:after="120" w:line="300" w:lineRule="auto"/>
-      </w:pPr>
-      <w:r>
-        <w:rPr>
-          <w:rFonts w:ascii="微软雅黑" w:hAnsi="微软雅黑" w:eastAsia="微软雅黑"/>
-          <w:b/>
-          <w:color w:val="1A3A5C"/>
-          <w:sz w:val="28"/>
-        </w:rPr>
-        <w:t>一、按实际交付定价</w:t>
-      </w:r>
-    </w:p>
-    <w:p>
-      <w:pPr>
-        <w:spacing w:before="0" w:after="120" w:line="300" w:lineRule="auto"/>
-        <w:ind w:firstLine="420"/>
-      </w:pPr>
-      <w:r>
-        <w:rPr>
-          <w:rFonts w:ascii="微软雅黑" w:hAnsi="微软雅黑" w:eastAsia="微软雅黑"/>
-          <w:b w:val="0"/>
-          <w:color w:val="333333"/>
-          <w:sz w:val="22"/>
-        </w:rPr>
-        <w:t>海报精简稿里的“《传习录》与阳明心学（上）”和“（下）”写在同一个上午时段里，是一场讲座的两段内容。活动信息也写明具体授课时间以最终议程为准，目前能够对外销售的只有这一场。</w:t>
-      </w:r>
-    </w:p>
-    <w:p>
-      <w:pPr>
-        <w:spacing w:before="0" w:after="120" w:line="300" w:lineRule="auto"/>
-        <w:ind w:firstLine="420"/>
-      </w:pPr>
-      <w:r>
-        <w:rPr>
-          <w:rFonts w:ascii="微软雅黑" w:hAnsi="微软雅黑" w:eastAsia="微软雅黑"/>
-          <w:b w:val="0"/>
-          <w:color w:val="333333"/>
-          <w:sz w:val="22"/>
-        </w:rPr>
-        <w:t>因此对外只卖一种票：标准席 499 元，权益是上午讲座入场。报名页在赠书、资料、问答得到书面确认之前，不增加前区席或前排席，也不单设“半天专题席位”。议程本身就是半天里的一场讲座，再拆出一个更低的半天价，会让 499 元看起来被拆售。</w:t>
-      </w:r>
-    </w:p>
-    <w:tbl>
-      <w:tblPr>
-        <w:tblStyle w:val="TableGrid"/>
-        <w:tblW w:type="dxa" w:w="9298"/>
-        <w:jc w:val="center"/>
-        <w:tblLayout w:type="fixed"/>
-        <w:tblLook w:firstColumn="1" w:firstRow="1" w:lastColumn="0" w:lastRow="0" w:noHBand="0" w:noVBand="1" w:val="04A0"/>
-      </w:tblPr>
-      <w:tblGrid>
-        <w:gridCol w:w="4762"/>
-        <w:gridCol w:w="4762"/>
-      </w:tblGrid>
-      <w:tr>
-        <w:trPr>
-          <w:cantSplit/>
-        </w:trPr>
-        <w:tc>
-          <w:tcPr>
-            <w:tcW w:type="dxa" w:w="2381"/>
-            <w:shd w:val="clear" w:color="auto" w:fill="1A3A5C"/>
-            <w:vAlign w:val="center"/>
-          </w:tcPr>
-          <w:p>
-            <w:pPr>
-              <w:spacing w:before="40" w:after="40" w:line="252" w:lineRule="auto"/>
-              <w:jc w:val="center"/>
-            </w:pPr>
-            <w:r/>
-            <w:r>
-              <w:rPr>
-                <w:rFonts w:ascii="微软雅黑" w:hAnsi="微软雅黑" w:eastAsia="微软雅黑"/>
-                <w:b/>
-                <w:color w:val="FFFFFF"/>
-                <w:sz w:val="18"/>
-              </w:rPr>
-              <w:t>项目</w:t>
-            </w:r>
-          </w:p>
-        </w:tc>
-        <w:tc>
-          <w:tcPr>
-            <w:tcW w:type="dxa" w:w="6917"/>
-            <w:shd w:val="clear" w:color="auto" w:fill="1A3A5C"/>
-            <w:vAlign w:val="center"/>
-          </w:tcPr>
-          <w:p>
-            <w:pPr>
-              <w:spacing w:before="40" w:after="40" w:line="252" w:lineRule="auto"/>
-              <w:jc w:val="center"/>
-            </w:pPr>
-            <w:r/>
-            <w:r>
-              <w:rPr>
-                <w:rFonts w:ascii="微软雅黑" w:hAnsi="微软雅黑" w:eastAsia="微软雅黑"/>
-                <w:b/>
-                <w:color w:val="FFFFFF"/>
-                <w:sz w:val="18"/>
-              </w:rPr>
-              <w:t>本场可以对外说的事实</w:t>
-            </w:r>
-          </w:p>
-        </w:tc>
-      </w:tr>
-      <w:tr>
-        <w:trPr>
-          <w:cantSplit/>
-        </w:trPr>
-        <w:tc>
-          <w:tcPr>
-            <w:tcW w:type="dxa" w:w="2381"/>
-            <w:shd w:val="clear" w:color="auto" w:fill="FFFFFF"/>
-            <w:vAlign w:val="center"/>
-          </w:tcPr>
-          <w:p>
-            <w:pPr>
-              <w:spacing w:before="40" w:after="40" w:line="252" w:lineRule="auto"/>
-            </w:pPr>
-            <w:r/>
-            <w:r>
-              <w:rPr>
-                <w:rFonts w:ascii="微软雅黑" w:hAnsi="微软雅黑" w:eastAsia="微软雅黑"/>
-                <w:b w:val="0"/>
-                <w:color w:val="333333"/>
-                <w:sz w:val="18"/>
-              </w:rPr>
-              <w:t>日期与时段</w:t>
-            </w:r>
-          </w:p>
-        </w:tc>
-        <w:tc>
-          <w:tcPr>
-            <w:tcW w:type="dxa" w:w="6917"/>
-            <w:shd w:val="clear" w:color="auto" w:fill="FFFFFF"/>
-            <w:vAlign w:val="center"/>
-          </w:tcPr>
-          <w:p>
-            <w:pPr>
-              <w:spacing w:before="40" w:after="40" w:line="252" w:lineRule="auto"/>
-            </w:pPr>
-            <w:r/>
-            <w:r>
-              <w:rPr>
-                <w:rFonts w:ascii="微软雅黑" w:hAnsi="微软雅黑" w:eastAsia="微软雅黑"/>
-                <w:b w:val="0"/>
-                <w:color w:val="333333"/>
-                <w:sz w:val="18"/>
-              </w:rPr>
-              <w:t>2026年10月31日（星期六）09:00—12:00</w:t>
-            </w:r>
-          </w:p>
-        </w:tc>
-      </w:tr>
-      <w:tr>
-        <w:trPr>
-          <w:cantSplit/>
-        </w:trPr>
-        <w:tc>
-          <w:tcPr>
-            <w:tcW w:type="dxa" w:w="2381"/>
-            <w:shd w:val="clear" w:color="auto" w:fill="F5F7FA"/>
-            <w:vAlign w:val="center"/>
-          </w:tcPr>
-          <w:p>
-            <w:pPr>
-              <w:spacing w:before="40" w:after="40" w:line="252" w:lineRule="auto"/>
-            </w:pPr>
-            <w:r/>
-            <w:r>
-              <w:rPr>
-                <w:rFonts w:ascii="微软雅黑" w:hAnsi="微软雅黑" w:eastAsia="微软雅黑"/>
-                <w:b w:val="0"/>
-                <w:color w:val="333333"/>
-                <w:sz w:val="18"/>
-              </w:rPr>
-              <w:t>时长</w:t>
-            </w:r>
-          </w:p>
-        </w:tc>
-        <w:tc>
-          <w:tcPr>
-            <w:tcW w:type="dxa" w:w="6917"/>
-            <w:shd w:val="clear" w:color="auto" w:fill="F5F7FA"/>
-            <w:vAlign w:val="center"/>
-          </w:tcPr>
-          <w:p>
-            <w:pPr>
-              <w:spacing w:before="40" w:after="40" w:line="252" w:lineRule="auto"/>
-            </w:pPr>
-            <w:r/>
-            <w:r>
-              <w:rPr>
-                <w:rFonts w:ascii="微软雅黑" w:hAnsi="微软雅黑" w:eastAsia="微软雅黑"/>
-                <w:b w:val="0"/>
-                <w:color w:val="333333"/>
-                <w:sz w:val="18"/>
-              </w:rPr>
-              <w:t>约 3 小时，一场</w:t>
-            </w:r>
-          </w:p>
-        </w:tc>
-      </w:tr>
-      <w:tr>
-        <w:trPr>
-          <w:cantSplit/>
-        </w:trPr>
-        <w:tc>
-          <w:tcPr>
-            <w:tcW w:type="dxa" w:w="2381"/>
-            <w:shd w:val="clear" w:color="auto" w:fill="FFFFFF"/>
-            <w:vAlign w:val="center"/>
-          </w:tcPr>
-          <w:p>
-            <w:pPr>
-              <w:spacing w:before="40" w:after="40" w:line="252" w:lineRule="auto"/>
-            </w:pPr>
-            <w:r/>
-            <w:r>
-              <w:rPr>
-                <w:rFonts w:ascii="微软雅黑" w:hAnsi="微软雅黑" w:eastAsia="微软雅黑"/>
-                <w:b w:val="0"/>
-                <w:color w:val="333333"/>
-                <w:sz w:val="18"/>
-              </w:rPr>
-              <w:t>地点</w:t>
-            </w:r>
-          </w:p>
-        </w:tc>
-        <w:tc>
-          <w:tcPr>
-            <w:tcW w:type="dxa" w:w="6917"/>
-            <w:shd w:val="clear" w:color="auto" w:fill="FFFFFF"/>
-            <w:vAlign w:val="center"/>
-          </w:tcPr>
-          <w:p>
-            <w:pPr>
-              <w:spacing w:before="40" w:after="40" w:line="252" w:lineRule="auto"/>
-            </w:pPr>
-            <w:r/>
-            <w:r>
-              <w:rPr>
-                <w:rFonts w:ascii="微软雅黑" w:hAnsi="微软雅黑" w:eastAsia="微软雅黑"/>
-                <w:b w:val="0"/>
-                <w:color w:val="333333"/>
-                <w:sz w:val="18"/>
-              </w:rPr>
-              <w:t>上海，具体地址待公布</w:t>
-            </w:r>
-          </w:p>
-        </w:tc>
-      </w:tr>
-      <w:tr>
-        <w:trPr>
-          <w:cantSplit/>
-        </w:trPr>
-        <w:tc>
-          <w:tcPr>
-            <w:tcW w:type="dxa" w:w="2381"/>
-            <w:shd w:val="clear" w:color="auto" w:fill="F5F7FA"/>
-            <w:vAlign w:val="center"/>
-          </w:tcPr>
-          <w:p>
-            <w:pPr>
-              <w:spacing w:before="40" w:after="40" w:line="252" w:lineRule="auto"/>
-            </w:pPr>
-            <w:r/>
-            <w:r>
-              <w:rPr>
-                <w:rFonts w:ascii="微软雅黑" w:hAnsi="微软雅黑" w:eastAsia="微软雅黑"/>
-                <w:b w:val="0"/>
-                <w:color w:val="333333"/>
-                <w:sz w:val="18"/>
-              </w:rPr>
-              <w:t>主讲</w:t>
-            </w:r>
-          </w:p>
-        </w:tc>
-        <w:tc>
-          <w:tcPr>
-            <w:tcW w:type="dxa" w:w="6917"/>
-            <w:shd w:val="clear" w:color="auto" w:fill="F5F7FA"/>
-            <w:vAlign w:val="center"/>
-          </w:tcPr>
-          <w:p>
-            <w:pPr>
-              <w:spacing w:before="40" w:after="40" w:line="252" w:lineRule="auto"/>
-            </w:pPr>
-            <w:r/>
-            <w:r>
-              <w:rPr>
-                <w:rFonts w:ascii="微软雅黑" w:hAnsi="微软雅黑" w:eastAsia="微软雅黑"/>
-                <w:b w:val="0"/>
-                <w:color w:val="333333"/>
-                <w:sz w:val="18"/>
-              </w:rPr>
-              <w:t>王德峰教授</w:t>
-            </w:r>
-          </w:p>
-        </w:tc>
-      </w:tr>
-      <w:tr>
-        <w:trPr>
-          <w:cantSplit/>
-        </w:trPr>
-        <w:tc>
-          <w:tcPr>
-            <w:tcW w:type="dxa" w:w="2381"/>
-            <w:shd w:val="clear" w:color="auto" w:fill="FFFFFF"/>
-            <w:vAlign w:val="center"/>
-          </w:tcPr>
-          <w:p>
-            <w:pPr>
-              <w:spacing w:before="40" w:after="40" w:line="252" w:lineRule="auto"/>
-            </w:pPr>
-            <w:r/>
-            <w:r>
-              <w:rPr>
-                <w:rFonts w:ascii="微软雅黑" w:hAnsi="微软雅黑" w:eastAsia="微软雅黑"/>
-                <w:b w:val="0"/>
-                <w:color w:val="333333"/>
-                <w:sz w:val="18"/>
-              </w:rPr>
-              <w:t>已确认权益</w:t>
-            </w:r>
-          </w:p>
-        </w:tc>
-        <w:tc>
-          <w:tcPr>
-            <w:tcW w:type="dxa" w:w="6917"/>
-            <w:shd w:val="clear" w:color="auto" w:fill="FFFFFF"/>
-            <w:vAlign w:val="center"/>
-          </w:tcPr>
-          <w:p>
-            <w:pPr>
-              <w:spacing w:before="40" w:after="40" w:line="252" w:lineRule="auto"/>
-            </w:pPr>
-            <w:r/>
-            <w:r>
-              <w:rPr>
-                <w:rFonts w:ascii="微软雅黑" w:hAnsi="微软雅黑" w:eastAsia="微软雅黑"/>
-                <w:b w:val="0"/>
-                <w:color w:val="333333"/>
-                <w:sz w:val="18"/>
-              </w:rPr>
-              <w:t>现场听讲</w:t>
-            </w:r>
-          </w:p>
-        </w:tc>
-      </w:tr>
-      <w:tr>
-        <w:trPr>
-          <w:cantSplit/>
-        </w:trPr>
-        <w:tc>
-          <w:tcPr>
-            <w:tcW w:type="dxa" w:w="2381"/>
-            <w:shd w:val="clear" w:color="auto" w:fill="F5F7FA"/>
-            <w:vAlign w:val="center"/>
-          </w:tcPr>
-          <w:p>
-            <w:pPr>
-              <w:spacing w:before="40" w:after="40" w:line="252" w:lineRule="auto"/>
-            </w:pPr>
-            <w:r/>
-            <w:r>
-              <w:rPr>
-                <w:rFonts w:ascii="微软雅黑" w:hAnsi="微软雅黑" w:eastAsia="微软雅黑"/>
-                <w:b w:val="0"/>
-                <w:color w:val="333333"/>
-                <w:sz w:val="18"/>
-              </w:rPr>
-              <w:t>尚未确认、暂不写入票价</w:t>
-            </w:r>
-          </w:p>
-        </w:tc>
-        <w:tc>
-          <w:tcPr>
-            <w:tcW w:type="dxa" w:w="6917"/>
-            <w:shd w:val="clear" w:color="auto" w:fill="F5F7FA"/>
-            <w:vAlign w:val="center"/>
-          </w:tcPr>
-          <w:p>
-            <w:pPr>
-              <w:spacing w:before="40" w:after="40" w:line="252" w:lineRule="auto"/>
-            </w:pPr>
-            <w:r/>
-            <w:r>
-              <w:rPr>
-                <w:rFonts w:ascii="微软雅黑" w:hAnsi="微软雅黑" w:eastAsia="微软雅黑"/>
-                <w:b w:val="0"/>
-                <w:color w:val="333333"/>
-                <w:sz w:val="18"/>
-              </w:rPr>
-              <w:t>签名书、学习资料、专属交流、优先报名</w:t>
-            </w:r>
-          </w:p>
-        </w:tc>
-      </w:tr>
-      <w:tr>
-        <w:trPr>
-          <w:cantSplit/>
-        </w:trPr>
-        <w:tc>
-          <w:tcPr>
-            <w:tcW w:type="dxa" w:w="2381"/>
-            <w:shd w:val="clear" w:color="auto" w:fill="FFFFFF"/>
-            <w:vAlign w:val="center"/>
-          </w:tcPr>
-          <w:p>
-            <w:pPr>
-              <w:spacing w:before="40" w:after="40" w:line="252" w:lineRule="auto"/>
-            </w:pPr>
-            <w:r/>
-            <w:r>
-              <w:rPr>
-                <w:rFonts w:ascii="微软雅黑" w:hAnsi="微软雅黑" w:eastAsia="微软雅黑"/>
-                <w:b w:val="0"/>
-                <w:color w:val="333333"/>
-                <w:sz w:val="18"/>
-              </w:rPr>
-              <w:t>规划容量</w:t>
-            </w:r>
-          </w:p>
-        </w:tc>
-        <w:tc>
-          <w:tcPr>
-            <w:tcW w:type="dxa" w:w="6917"/>
-            <w:shd w:val="clear" w:color="auto" w:fill="FFFFFF"/>
-            <w:vAlign w:val="center"/>
-          </w:tcPr>
-          <w:p>
-            <w:pPr>
-              <w:spacing w:before="40" w:after="40" w:line="252" w:lineRule="auto"/>
-            </w:pPr>
-            <w:r/>
-            <w:r>
-              <w:rPr>
-                <w:rFonts w:ascii="微软雅黑" w:hAnsi="微软雅黑" w:eastAsia="微软雅黑"/>
-                <w:b w:val="0"/>
-                <w:color w:val="333333"/>
-                <w:sz w:val="18"/>
-              </w:rPr>
-              <w:t>沿用内部讨论的 200 人，场地未定</w:t>
-            </w:r>
-          </w:p>
-        </w:tc>
-      </w:tr>
-    </w:tbl>
-    <w:p>
-      <w:pPr>
-        <w:spacing w:before="0" w:after="40" w:line="300" w:lineRule="auto"/>
-      </w:pPr>
-      <w:r>
-        <w:rPr>
-          <w:rFonts w:ascii="微软雅黑" w:hAnsi="微软雅黑" w:eastAsia="微软雅黑"/>
-          <w:b w:val="0"/>
-          <w:color w:val="333333"/>
-          <w:sz w:val="8"/>
-        </w:rPr>
-      </w:r>
-    </w:p>
-    <w:p>
-      <w:pPr>
-        <w:spacing w:before="240" w:after="120" w:line="300" w:lineRule="auto"/>
-      </w:pPr>
-      <w:r>
-        <w:rPr>
-          <w:rFonts w:ascii="微软雅黑" w:hAnsi="微软雅黑" w:eastAsia="微软雅黑"/>
-          <w:b/>
-          <w:color w:val="1A3A5C"/>
-          <w:sz w:val="28"/>
-        </w:rPr>
-        <w:t>二、499 元怎么来的</w:t>
-      </w:r>
-    </w:p>
-    <w:p>
-      <w:pPr>
-        <w:spacing w:before="160" w:after="80" w:line="300" w:lineRule="auto"/>
-      </w:pPr>
-      <w:r>
-        <w:rPr>
-          <w:rFonts w:ascii="微软雅黑" w:hAnsi="微软雅黑" w:eastAsia="微软雅黑"/>
-          <w:b/>
-          <w:color w:val="8B6914"/>
-          <w:sz w:val="24"/>
-        </w:rPr>
-        <w:t>2.1 对照城镇居民的月收入</w:t>
-      </w:r>
-    </w:p>
-    <w:p>
-      <w:pPr>
-        <w:spacing w:before="0" w:after="120" w:line="300" w:lineRule="auto"/>
-        <w:ind w:firstLine="420"/>
-      </w:pPr>
-      <w:r>
-        <w:rPr>
-          <w:rFonts w:ascii="微软雅黑" w:hAnsi="微软雅黑" w:eastAsia="微软雅黑"/>
-          <w:b w:val="0"/>
-          <w:color w:val="333333"/>
-          <w:sz w:val="22"/>
-        </w:rPr>
-        <w:t>国家统计局 2026 年 7 月 15 日发布：2026 年上半年城镇居民人均可支配收入中位数 26,389 元。按 6 个月折算，月均约 4,398 元。来源：国家统计局《2026年上半年居民收入和消费支出情况》。</w:t>
+        <w:t>五方给出的主力价分别是 499 元、480–680 元、580–780 元、699–899 元、1,680–1,980 元。这些数字不能相加再平均。下表只记录每一条意见里被本次执行价吸收的部分。</w:t>
       </w:r>
     </w:p>
     <w:tbl>
@@ -663,13 +170,13 @@
                 <w:color w:val="FFFFFF"/>
                 <w:sz w:val="18"/>
               </w:rPr>
-              <w:t>票价</w:t>
+              <w:t>意见</w:t>
             </w:r>
           </w:p>
         </w:tc>
         <w:tc>
           <w:tcPr>
-            <w:tcW w:type="dxa" w:w="3175"/>
+            <w:tcW w:type="dxa" w:w="3061"/>
             <w:shd w:val="clear" w:color="auto" w:fill="1A3A5C"/>
             <w:vAlign w:val="center"/>
           </w:tcPr>
@@ -686,13 +193,13 @@
                 <w:color w:val="FFFFFF"/>
                 <w:sz w:val="18"/>
               </w:rPr>
-              <w:t>约占月均可支配收入中位数</w:t>
+              <w:t>原建议</w:t>
             </w:r>
           </w:p>
         </w:tc>
         <w:tc>
           <w:tcPr>
-            <w:tcW w:type="dxa" w:w="4309"/>
+            <w:tcW w:type="dxa" w:w="4422"/>
             <w:shd w:val="clear" w:color="auto" w:fill="1A3A5C"/>
             <w:vAlign w:val="center"/>
           </w:tcPr>
@@ -709,7 +216,7 @@
                 <w:color w:val="FFFFFF"/>
                 <w:sz w:val="18"/>
               </w:rPr>
-              <w:t>适合的卖法</w:t>
+              <w:t>本次怎么用</w:t>
             </w:r>
           </w:p>
         </w:tc>
@@ -736,13 +243,13 @@
                 <w:color w:val="333333"/>
                 <w:sz w:val="18"/>
               </w:rPr>
-              <w:t>499 元</w:t>
+              <w:t>Cursor 上一版</w:t>
             </w:r>
           </w:p>
         </w:tc>
         <w:tc>
           <w:tcPr>
-            <w:tcW w:type="dxa" w:w="3175"/>
+            <w:tcW w:type="dxa" w:w="3061"/>
             <w:shd w:val="clear" w:color="auto" w:fill="FFFFFF"/>
             <w:vAlign w:val="center"/>
           </w:tcPr>
@@ -758,13 +265,13 @@
                 <w:color w:val="333333"/>
                 <w:sz w:val="18"/>
               </w:rPr>
-              <w:t>约 11.3%</w:t>
+              <w:t>公开价 499 元</w:t>
             </w:r>
           </w:p>
         </w:tc>
         <w:tc>
           <w:tcPr>
-            <w:tcW w:type="dxa" w:w="4309"/>
+            <w:tcW w:type="dxa" w:w="4422"/>
             <w:shd w:val="clear" w:color="auto" w:fill="FFFFFF"/>
             <w:vAlign w:val="center"/>
           </w:tcPr>
@@ -780,7 +287,7 @@
                 <w:color w:val="333333"/>
                 <w:sz w:val="18"/>
               </w:rPr>
-              <w:t>公开讲座的标准价，可印在海报上</w:t>
+              <w:t>保留为退路：只有听讲、师资按分成、现金成本约 5 万元时，改回 499 元</w:t>
             </w:r>
           </w:p>
         </w:tc>
@@ -807,13 +314,13 @@
                 <w:color w:val="333333"/>
                 <w:sz w:val="18"/>
               </w:rPr>
-              <w:t>699 元</w:t>
+              <w:t>DeepSeek</w:t>
             </w:r>
           </w:p>
         </w:tc>
         <w:tc>
           <w:tcPr>
-            <w:tcW w:type="dxa" w:w="3175"/>
+            <w:tcW w:type="dxa" w:w="3061"/>
             <w:shd w:val="clear" w:color="auto" w:fill="F5F7FA"/>
             <w:vAlign w:val="center"/>
           </w:tcPr>
@@ -829,13 +336,13 @@
                 <w:color w:val="333333"/>
                 <w:sz w:val="18"/>
               </w:rPr>
-              <w:t>约 15.9%</w:t>
+              <w:t>主力 480–680 元；引流可到 199–299 元</w:t>
             </w:r>
           </w:p>
         </w:tc>
         <w:tc>
           <w:tcPr>
-            <w:tcW w:type="dxa" w:w="4309"/>
+            <w:tcW w:type="dxa" w:w="4422"/>
             <w:shd w:val="clear" w:color="auto" w:fill="F5F7FA"/>
             <w:vAlign w:val="center"/>
           </w:tcPr>
@@ -851,7 +358,7 @@
                 <w:color w:val="333333"/>
                 <w:sz w:val="18"/>
               </w:rPr>
-              <w:t>前区座位；须先确认资料或赠书</w:t>
+              <w:t>公开价取这一档上沿。199–299 元只适用于把本场当长课入口</w:t>
             </w:r>
           </w:p>
         </w:tc>
@@ -878,13 +385,13 @@
                 <w:color w:val="333333"/>
                 <w:sz w:val="18"/>
               </w:rPr>
-              <w:t>999 元</w:t>
+              <w:t>Gemini</w:t>
             </w:r>
           </w:p>
         </w:tc>
         <w:tc>
           <w:tcPr>
-            <w:tcW w:type="dxa" w:w="3175"/>
+            <w:tcW w:type="dxa" w:w="3061"/>
             <w:shd w:val="clear" w:color="auto" w:fill="FFFFFF"/>
             <w:vAlign w:val="center"/>
           </w:tcPr>
@@ -900,13 +407,13 @@
                 <w:color w:val="333333"/>
                 <w:sz w:val="18"/>
               </w:rPr>
-              <w:t>约 22.7%</w:t>
+              <w:t>标准 580–780 元；企业席 1,280–1,680 元</w:t>
             </w:r>
           </w:p>
         </w:tc>
         <w:tc>
           <w:tcPr>
-            <w:tcW w:type="dxa" w:w="4309"/>
+            <w:tcW w:type="dxa" w:w="4422"/>
             <w:shd w:val="clear" w:color="auto" w:fill="FFFFFF"/>
             <w:vAlign w:val="center"/>
           </w:tcPr>
@@ -922,7 +429,7 @@
                 <w:color w:val="333333"/>
                 <w:sz w:val="18"/>
               </w:rPr>
-              <w:t>前排交流；须先获得教授授权</w:t>
+              <w:t>标准价定为 699 元。企业前区定为 1,280 元。闭门午宴不上架</w:t>
             </w:r>
           </w:p>
         </w:tc>
@@ -949,13 +456,13 @@
                 <w:color w:val="333333"/>
                 <w:sz w:val="18"/>
               </w:rPr>
-              <w:t>2,399 元</w:t>
+              <w:t>Muse</w:t>
             </w:r>
           </w:p>
         </w:tc>
         <w:tc>
           <w:tcPr>
-            <w:tcW w:type="dxa" w:w="3175"/>
+            <w:tcW w:type="dxa" w:w="3061"/>
             <w:shd w:val="clear" w:color="auto" w:fill="F5F7FA"/>
             <w:vAlign w:val="center"/>
           </w:tcPr>
@@ -971,13 +478,13 @@
                 <w:color w:val="333333"/>
                 <w:sz w:val="18"/>
               </w:rPr>
-              <w:t>约 54.5%</w:t>
+              <w:t>早鸟 699、标准 899、VIP 1,599</w:t>
             </w:r>
           </w:p>
         </w:tc>
         <w:tc>
           <w:tcPr>
-            <w:tcW w:type="dxa" w:w="4309"/>
+            <w:tcW w:type="dxa" w:w="4422"/>
             <w:shd w:val="clear" w:color="auto" w:fill="F5F7FA"/>
             <w:vAlign w:val="center"/>
           </w:tcPr>
@@ -993,7 +500,7 @@
                 <w:color w:val="333333"/>
                 <w:sz w:val="18"/>
               </w:rPr>
-              <w:t>已有书面承诺的历史报价，不作为公开价</w:t>
+              <w:t>讲义和茶歇写入交付。标准价放在 699：105 人 × 899 元 = 94,395 元，低于其假设的 10 万元成本下限</w:t>
             </w:r>
           </w:p>
         </w:tc>
@@ -1020,13 +527,13 @@
                 <w:color w:val="333333"/>
                 <w:sz w:val="18"/>
               </w:rPr>
-              <w:t>5,000 元</w:t>
+              <w:t>Grok</w:t>
             </w:r>
           </w:p>
         </w:tc>
         <w:tc>
           <w:tcPr>
-            <w:tcW w:type="dxa" w:w="3175"/>
+            <w:tcW w:type="dxa" w:w="3061"/>
             <w:shd w:val="clear" w:color="auto" w:fill="FFFFFF"/>
             <w:vAlign w:val="center"/>
           </w:tcPr>
@@ -1042,13 +549,13 @@
                 <w:color w:val="333333"/>
                 <w:sz w:val="18"/>
               </w:rPr>
-              <w:t>约 1.1 个月</w:t>
+              <w:t>标准 1,680–1,980 元</w:t>
             </w:r>
           </w:p>
         </w:tc>
         <w:tc>
           <w:tcPr>
-            <w:tcW w:type="dxa" w:w="4309"/>
+            <w:tcW w:type="dxa" w:w="4422"/>
             <w:shd w:val="clear" w:color="auto" w:fill="FFFFFF"/>
             <w:vAlign w:val="center"/>
           </w:tcPr>
@@ -1064,7 +571,7 @@
                 <w:color w:val="333333"/>
                 <w:sz w:val="18"/>
               </w:rPr>
-              <w:t>第三方页面上的全日小班标价，不是本场价格</w:t>
+              <w:t>不作为公开标准价。3 小时公开讲座不按全日研修出售</w:t>
             </w:r>
           </w:p>
         </w:tc>
@@ -1095,21 +602,21 @@
           <w:color w:val="333333"/>
           <w:sz w:val="22"/>
         </w:rPr>
-        <w:t>499 元需要听众认真决定，仍然落在一次文化活动的决策范围内。2,399 元大约相当于城镇居民半个多月的可支配收入中位数，决策周期更长，和目前这套朋友圈、公众号、海报扫码的传播方式不匹配。</w:t>
+        <w:t>Muse 的成本区间 10–18 万元、Grok 的学术出场费 3–5 万元、Gemini 的课酬 10–15 万元、DeepSeek 的总成本 17–45 万元，都是估计，不是首乾书院或场地的报价。正式定价所用的成本，以书面报价替换这些区间。</w:t>
       </w:r>
     </w:p>
     <w:p>
       <w:pPr>
-        <w:spacing w:before="160" w:after="80" w:line="300" w:lineRule="auto"/>
+        <w:spacing w:before="240" w:after="120" w:line="300" w:lineRule="auto"/>
       </w:pPr>
       <w:r>
         <w:rPr>
           <w:rFonts w:ascii="微软雅黑" w:hAnsi="微软雅黑" w:eastAsia="微软雅黑"/>
           <w:b/>
-          <w:color w:val="8B6914"/>
-          <w:sz w:val="24"/>
+          <w:color w:val="1A3A5C"/>
+          <w:sz w:val="28"/>
         </w:rPr>
-        <w:t>2.2 和市面上同类课程分开</w:t>
+        <w:t>二、只按座位分档</w:t>
       </w:r>
     </w:p>
     <w:p>
@@ -1124,51 +631,7 @@
           <w:color w:val="333333"/>
           <w:sz w:val="22"/>
         </w:rPr>
-        <w:t>第三方招生页面上，与王德峰相关的课程有另一套标价：全日小班可见 5,000 元/人·1 天；《传习录》系统课可见 19,800 元/人、8 个月、每月 1 天，折合每个授课日约 2,475 元。这些页面不是本场主办方或教授本人的报价，产品里通常还有小班、教材、茶歇和连续学制。本场公开卖的是 3 小时听讲，使用讲座价格。</w:t>
-      </w:r>
-    </w:p>
-    <w:p>
-      <w:pPr>
-        <w:spacing w:before="0" w:after="120" w:line="300" w:lineRule="auto"/>
-        <w:ind w:firstLine="420"/>
-      </w:pPr>
-      <w:r>
-        <w:rPr>
-          <w:rFonts w:ascii="微软雅黑" w:hAnsi="微软雅黑" w:eastAsia="微软雅黑"/>
-          <w:b w:val="0"/>
-          <w:color w:val="333333"/>
-          <w:sz w:val="22"/>
-        </w:rPr>
-        <w:t>2,399 元与“每个授课日约 2,475 元”非常接近，是把系统课的单日锚点拿来用了。本场没有 8 个月学制，也没有写成全日，公开价不沿用这个锚点。</w:t>
-      </w:r>
-    </w:p>
-    <w:p>
-      <w:pPr>
-        <w:spacing w:before="160" w:after="80" w:line="300" w:lineRule="auto"/>
-      </w:pPr>
-      <w:r>
-        <w:rPr>
-          <w:rFonts w:ascii="微软雅黑" w:hAnsi="微软雅黑" w:eastAsia="微软雅黑"/>
-          <w:b/>
-          <w:color w:val="8B6914"/>
-          <w:sz w:val="24"/>
-        </w:rPr>
-        <w:t>2.3 距离活动日还有 21 天</w:t>
-      </w:r>
-    </w:p>
-    <w:p>
-      <w:pPr>
-        <w:spacing w:before="0" w:after="120" w:line="300" w:lineRule="auto"/>
-        <w:ind w:firstLine="420"/>
-      </w:pPr>
-      <w:r>
-        <w:rPr>
-          <w:rFonts w:ascii="微软雅黑" w:hAnsi="微软雅黑" w:eastAsia="微软雅黑"/>
-          <w:b w:val="0"/>
-          <w:color w:val="333333"/>
-          <w:sz w:val="22"/>
-        </w:rPr>
-        <w:t>评估日是 10 月 10 日，活动日是 10 月 31 日。场地和报名二维码确定后，真正能卖票的天数还要再短一些。499 元可以在机构社群和朋友圈里当天做决定。2,399 元更依赖一对一邀约，三周内难以靠公开海报铺开。</w:t>
+        <w:t>活动时间就是 10 月 31 日 09:00—12:00，没有另一场可以叫作“全天”的内容。海报精简稿里的“（上）”和“（下）”并成一段课程介绍，仍放在这一个上午里。席位差异只来自购买时间和座位区域。</w:t>
       </w:r>
     </w:p>
     <w:tbl>
@@ -1191,7 +654,7 @@
         </w:trPr>
         <w:tc>
           <w:tcPr>
-            <w:tcW w:type="dxa" w:w="1814"/>
+            <w:tcW w:type="dxa" w:w="1587"/>
             <w:shd w:val="clear" w:color="auto" w:fill="1A3A5C"/>
             <w:vAlign w:val="center"/>
           </w:tcPr>
@@ -1208,352 +671,13 @@
                 <w:color w:val="FFFFFF"/>
                 <w:sz w:val="18"/>
               </w:rPr>
-              <w:t>卖法</w:t>
+              <w:t>席位</w:t>
             </w:r>
           </w:p>
         </w:tc>
         <w:tc>
           <w:tcPr>
-            <w:tcW w:type="dxa" w:w="2494"/>
-            <w:shd w:val="clear" w:color="auto" w:fill="1A3A5C"/>
-            <w:vAlign w:val="center"/>
-          </w:tcPr>
-          <w:p>
-            <w:pPr>
-              <w:spacing w:before="40" w:after="40" w:line="252" w:lineRule="auto"/>
-              <w:jc w:val="center"/>
-            </w:pPr>
-            <w:r/>
-            <w:r>
-              <w:rPr>
-                <w:rFonts w:ascii="微软雅黑" w:hAnsi="微软雅黑" w:eastAsia="微软雅黑"/>
-                <w:b/>
-                <w:color w:val="FFFFFF"/>
-                <w:sz w:val="18"/>
-              </w:rPr>
-              <w:t>人数假设</w:t>
-            </w:r>
-          </w:p>
-        </w:tc>
-        <w:tc>
-          <w:tcPr>
-            <w:tcW w:type="dxa" w:w="1927"/>
-            <w:shd w:val="clear" w:color="auto" w:fill="1A3A5C"/>
-            <w:vAlign w:val="center"/>
-          </w:tcPr>
-          <w:p>
-            <w:pPr>
-              <w:spacing w:before="40" w:after="40" w:line="252" w:lineRule="auto"/>
-              <w:jc w:val="center"/>
-            </w:pPr>
-            <w:r/>
-            <w:r>
-              <w:rPr>
-                <w:rFonts w:ascii="微软雅黑" w:hAnsi="微软雅黑" w:eastAsia="微软雅黑"/>
-                <w:b/>
-                <w:color w:val="FFFFFF"/>
-                <w:sz w:val="18"/>
-              </w:rPr>
-              <w:t>估算实收</w:t>
-            </w:r>
-          </w:p>
-        </w:tc>
-        <w:tc>
-          <w:tcPr>
-            <w:tcW w:type="dxa" w:w="3061"/>
-            <w:shd w:val="clear" w:color="auto" w:fill="1A3A5C"/>
-            <w:vAlign w:val="center"/>
-          </w:tcPr>
-          <w:p>
-            <w:pPr>
-              <w:spacing w:before="40" w:after="40" w:line="252" w:lineRule="auto"/>
-              <w:jc w:val="center"/>
-            </w:pPr>
-            <w:r/>
-            <w:r>
-              <w:rPr>
-                <w:rFonts w:ascii="微软雅黑" w:hAnsi="微软雅黑" w:eastAsia="微软雅黑"/>
-                <w:b/>
-                <w:color w:val="FFFFFF"/>
-                <w:sz w:val="18"/>
-              </w:rPr>
-              <w:t>读取方式</w:t>
-            </w:r>
-          </w:p>
-        </w:tc>
-      </w:tr>
-      <w:tr>
-        <w:trPr>
-          <w:cantSplit/>
-        </w:trPr>
-        <w:tc>
-          <w:tcPr>
-            <w:tcW w:type="dxa" w:w="1814"/>
-            <w:shd w:val="clear" w:color="auto" w:fill="FFFFFF"/>
-            <w:vAlign w:val="center"/>
-          </w:tcPr>
-          <w:p>
-            <w:pPr>
-              <w:spacing w:before="40" w:after="40" w:line="252" w:lineRule="auto"/>
-            </w:pPr>
-            <w:r/>
-            <w:r>
-              <w:rPr>
-                <w:rFonts w:ascii="微软雅黑" w:hAnsi="微软雅黑" w:eastAsia="微软雅黑"/>
-                <w:b w:val="0"/>
-                <w:color w:val="333333"/>
-                <w:sz w:val="18"/>
-              </w:rPr>
-              <w:t>公开讲座</w:t>
-            </w:r>
-          </w:p>
-        </w:tc>
-        <w:tc>
-          <w:tcPr>
-            <w:tcW w:type="dxa" w:w="2494"/>
-            <w:shd w:val="clear" w:color="auto" w:fill="FFFFFF"/>
-            <w:vAlign w:val="center"/>
-          </w:tcPr>
-          <w:p>
-            <w:pPr>
-              <w:spacing w:before="40" w:after="40" w:line="252" w:lineRule="auto"/>
-            </w:pPr>
-            <w:r/>
-            <w:r>
-              <w:rPr>
-                <w:rFonts w:ascii="微软雅黑" w:hAnsi="微软雅黑" w:eastAsia="微软雅黑"/>
-                <w:b w:val="0"/>
-                <w:color w:val="333333"/>
-                <w:sz w:val="18"/>
-              </w:rPr>
-              <w:t>150 人 × 499 元</w:t>
-            </w:r>
-          </w:p>
-        </w:tc>
-        <w:tc>
-          <w:tcPr>
-            <w:tcW w:type="dxa" w:w="1927"/>
-            <w:shd w:val="clear" w:color="auto" w:fill="FFFFFF"/>
-            <w:vAlign w:val="center"/>
-          </w:tcPr>
-          <w:p>
-            <w:pPr>
-              <w:spacing w:before="40" w:after="40" w:line="252" w:lineRule="auto"/>
-            </w:pPr>
-            <w:r/>
-            <w:r>
-              <w:rPr>
-                <w:rFonts w:ascii="微软雅黑" w:hAnsi="微软雅黑" w:eastAsia="微软雅黑"/>
-                <w:b w:val="0"/>
-                <w:color w:val="333333"/>
-                <w:sz w:val="18"/>
-              </w:rPr>
-              <w:t>约 7.04 万元</w:t>
-            </w:r>
-          </w:p>
-        </w:tc>
-        <w:tc>
-          <w:tcPr>
-            <w:tcW w:type="dxa" w:w="3061"/>
-            <w:shd w:val="clear" w:color="auto" w:fill="FFFFFF"/>
-            <w:vAlign w:val="center"/>
-          </w:tcPr>
-          <w:p>
-            <w:pPr>
-              <w:spacing w:before="40" w:after="40" w:line="252" w:lineRule="auto"/>
-            </w:pPr>
-            <w:r/>
-            <w:r>
-              <w:rPr>
-                <w:rFonts w:ascii="微软雅黑" w:hAnsi="微软雅黑" w:eastAsia="微软雅黑"/>
-                <w:b w:val="0"/>
-                <w:color w:val="333333"/>
-                <w:sz w:val="18"/>
-              </w:rPr>
-              <w:t>三家机构渠道有机会达到</w:t>
-            </w:r>
-          </w:p>
-        </w:tc>
-      </w:tr>
-      <w:tr>
-        <w:trPr>
-          <w:cantSplit/>
-        </w:trPr>
-        <w:tc>
-          <w:tcPr>
-            <w:tcW w:type="dxa" w:w="1814"/>
-            <w:shd w:val="clear" w:color="auto" w:fill="F5F7FA"/>
-            <w:vAlign w:val="center"/>
-          </w:tcPr>
-          <w:p>
-            <w:pPr>
-              <w:spacing w:before="40" w:after="40" w:line="252" w:lineRule="auto"/>
-            </w:pPr>
-            <w:r/>
-            <w:r>
-              <w:rPr>
-                <w:rFonts w:ascii="微软雅黑" w:hAnsi="微软雅黑" w:eastAsia="微软雅黑"/>
-                <w:b w:val="0"/>
-                <w:color w:val="333333"/>
-                <w:sz w:val="18"/>
-              </w:rPr>
-              <w:t>高价邀约</w:t>
-            </w:r>
-          </w:p>
-        </w:tc>
-        <w:tc>
-          <w:tcPr>
-            <w:tcW w:type="dxa" w:w="2494"/>
-            <w:shd w:val="clear" w:color="auto" w:fill="F5F7FA"/>
-            <w:vAlign w:val="center"/>
-          </w:tcPr>
-          <w:p>
-            <w:pPr>
-              <w:spacing w:before="40" w:after="40" w:line="252" w:lineRule="auto"/>
-            </w:pPr>
-            <w:r/>
-            <w:r>
-              <w:rPr>
-                <w:rFonts w:ascii="微软雅黑" w:hAnsi="微软雅黑" w:eastAsia="微软雅黑"/>
-                <w:b w:val="0"/>
-                <w:color w:val="333333"/>
-                <w:sz w:val="18"/>
-              </w:rPr>
-              <w:t>30 人 × 2,399 元</w:t>
-            </w:r>
-          </w:p>
-        </w:tc>
-        <w:tc>
-          <w:tcPr>
-            <w:tcW w:type="dxa" w:w="1927"/>
-            <w:shd w:val="clear" w:color="auto" w:fill="F5F7FA"/>
-            <w:vAlign w:val="center"/>
-          </w:tcPr>
-          <w:p>
-            <w:pPr>
-              <w:spacing w:before="40" w:after="40" w:line="252" w:lineRule="auto"/>
-            </w:pPr>
-            <w:r/>
-            <w:r>
-              <w:rPr>
-                <w:rFonts w:ascii="微软雅黑" w:hAnsi="微软雅黑" w:eastAsia="微软雅黑"/>
-                <w:b w:val="0"/>
-                <w:color w:val="333333"/>
-                <w:sz w:val="18"/>
-              </w:rPr>
-              <w:t>约 6.77 万元</w:t>
-            </w:r>
-          </w:p>
-        </w:tc>
-        <w:tc>
-          <w:tcPr>
-            <w:tcW w:type="dxa" w:w="3061"/>
-            <w:shd w:val="clear" w:color="auto" w:fill="F5F7FA"/>
-            <w:vAlign w:val="center"/>
-          </w:tcPr>
-          <w:p>
-            <w:pPr>
-              <w:spacing w:before="40" w:after="40" w:line="252" w:lineRule="auto"/>
-            </w:pPr>
-            <w:r/>
-            <w:r>
-              <w:rPr>
-                <w:rFonts w:ascii="微软雅黑" w:hAnsi="微软雅黑" w:eastAsia="微软雅黑"/>
-                <w:b w:val="0"/>
-                <w:color w:val="333333"/>
-                <w:sz w:val="18"/>
-              </w:rPr>
-              <w:t>要在三周内完成 30 个高价承诺</w:t>
-            </w:r>
-          </w:p>
-        </w:tc>
-      </w:tr>
-    </w:tbl>
-    <w:p>
-      <w:pPr>
-        <w:spacing w:before="0" w:after="40" w:line="300" w:lineRule="auto"/>
-      </w:pPr>
-      <w:r>
-        <w:rPr>
-          <w:rFonts w:ascii="微软雅黑" w:hAnsi="微软雅黑" w:eastAsia="微软雅黑"/>
-          <w:b w:val="0"/>
-          <w:color w:val="333333"/>
-          <w:sz w:val="8"/>
-        </w:rPr>
-      </w:r>
-    </w:p>
-    <w:p>
-      <w:pPr>
-        <w:spacing w:before="0" w:after="120" w:line="300" w:lineRule="auto"/>
-      </w:pPr>
-      <w:r>
-        <w:rPr>
-          <w:rFonts w:ascii="微软雅黑" w:hAnsi="微软雅黑" w:eastAsia="微软雅黑"/>
-          <w:b w:val="0"/>
-          <w:color w:val="666666"/>
-          <w:sz w:val="20"/>
-        </w:rPr>
-        <w:t>实收按票面的 94% 估算，留出支付手续费、少量退款和票务成本。150 × 499 × 94% = 70,359 元；30 × 2,399 × 94% = 67,652 元。公开讲座用更多听众走到相近甚至更高的票款，也和已经写好的大众传播文案一致。</w:t>
-      </w:r>
-    </w:p>
-    <w:p>
-      <w:pPr>
-        <w:spacing w:before="240" w:after="120" w:line="300" w:lineRule="auto"/>
-      </w:pPr>
-      <w:r>
-        <w:rPr>
-          <w:rFonts w:ascii="微软雅黑" w:hAnsi="微软雅黑" w:eastAsia="微软雅黑"/>
-          <w:b/>
-          <w:color w:val="1A3A5C"/>
-          <w:sz w:val="28"/>
-        </w:rPr>
-        <w:t>三、对外就这一个价</w:t>
-      </w:r>
-    </w:p>
-    <w:tbl>
-      <w:tblPr>
-        <w:tblStyle w:val="TableGrid"/>
-        <w:tblW w:type="dxa" w:w="9298"/>
-        <w:jc w:val="center"/>
-        <w:tblLayout w:type="fixed"/>
-        <w:tblLook w:firstColumn="1" w:firstRow="1" w:lastColumn="0" w:lastRow="0" w:noHBand="0" w:noVBand="1" w:val="04A0"/>
-      </w:tblPr>
-      <w:tblGrid>
-        <w:gridCol w:w="2381"/>
-        <w:gridCol w:w="2381"/>
-        <w:gridCol w:w="2381"/>
-        <w:gridCol w:w="2381"/>
-      </w:tblGrid>
-      <w:tr>
-        <w:trPr>
-          <w:cantSplit/>
-        </w:trPr>
-        <w:tc>
-          <w:tcPr>
-            <w:tcW w:type="dxa" w:w="1814"/>
-            <w:shd w:val="clear" w:color="auto" w:fill="1A3A5C"/>
-            <w:vAlign w:val="center"/>
-          </w:tcPr>
-          <w:p>
-            <w:pPr>
-              <w:spacing w:before="40" w:after="40" w:line="252" w:lineRule="auto"/>
-              <w:jc w:val="center"/>
-            </w:pPr>
-            <w:r/>
-            <w:r>
-              <w:rPr>
-                <w:rFonts w:ascii="微软雅黑" w:hAnsi="微软雅黑" w:eastAsia="微软雅黑"/>
-                <w:b/>
-                <w:color w:val="FFFFFF"/>
-                <w:sz w:val="18"/>
-              </w:rPr>
-              <w:t>名称</w:t>
-            </w:r>
-          </w:p>
-        </w:tc>
-        <w:tc>
-          <w:tcPr>
-            <w:tcW w:type="dxa" w:w="1701"/>
+            <w:tcW w:type="dxa" w:w="1587"/>
             <w:shd w:val="clear" w:color="auto" w:fill="1A3A5C"/>
             <w:vAlign w:val="center"/>
           </w:tcPr>
@@ -1593,13 +717,13 @@
                 <w:color w:val="FFFFFF"/>
                 <w:sz w:val="18"/>
               </w:rPr>
-              <w:t>哪里出现</w:t>
+              <w:t>出现位置</w:t>
             </w:r>
           </w:p>
         </w:tc>
         <w:tc>
           <w:tcPr>
-            <w:tcW w:type="dxa" w:w="2608"/>
+            <w:tcW w:type="dxa" w:w="2948"/>
             <w:shd w:val="clear" w:color="auto" w:fill="1A3A5C"/>
             <w:vAlign w:val="center"/>
           </w:tcPr>
@@ -1616,7 +740,7 @@
                 <w:color w:val="FFFFFF"/>
                 <w:sz w:val="18"/>
               </w:rPr>
-              <w:t>包含什么</w:t>
+              <w:t>权益</w:t>
             </w:r>
           </w:p>
         </w:tc>
@@ -1627,7 +751,7 @@
         </w:trPr>
         <w:tc>
           <w:tcPr>
-            <w:tcW w:type="dxa" w:w="1814"/>
+            <w:tcW w:type="dxa" w:w="1587"/>
             <w:shd w:val="clear" w:color="auto" w:fill="FFFFFF"/>
             <w:vAlign w:val="center"/>
           </w:tcPr>
@@ -1643,13 +767,13 @@
                 <w:color w:val="333333"/>
                 <w:sz w:val="18"/>
               </w:rPr>
-              <w:t>标准席</w:t>
+              <w:t>早鸟席</w:t>
             </w:r>
           </w:p>
         </w:tc>
         <w:tc>
           <w:tcPr>
-            <w:tcW w:type="dxa" w:w="1701"/>
+            <w:tcW w:type="dxa" w:w="1587"/>
             <w:shd w:val="clear" w:color="auto" w:fill="FFFFFF"/>
             <w:vAlign w:val="center"/>
           </w:tcPr>
@@ -1665,7 +789,7 @@
                 <w:color w:val="333333"/>
                 <w:sz w:val="18"/>
               </w:rPr>
-              <w:t>499 元/人</w:t>
+              <w:t>599 元/人</w:t>
             </w:r>
           </w:p>
         </w:tc>
@@ -1687,13 +811,13 @@
                 <w:color w:val="333333"/>
                 <w:sz w:val="18"/>
               </w:rPr>
-              <w:t>海报、公众号、朋友圈、报名页</w:t>
+              <w:t>报名页；10月20日 24:00 前；限 40 张</w:t>
             </w:r>
           </w:p>
         </w:tc>
         <w:tc>
           <w:tcPr>
-            <w:tcW w:type="dxa" w:w="2608"/>
+            <w:tcW w:type="dxa" w:w="2948"/>
             <w:shd w:val="clear" w:color="auto" w:fill="FFFFFF"/>
             <w:vAlign w:val="center"/>
           </w:tcPr>
@@ -1709,7 +833,193 @@
                 <w:color w:val="333333"/>
                 <w:sz w:val="18"/>
               </w:rPr>
-              <w:t>10月31日上午讲座入场</w:t>
+              <w:t>与标准席相同</w:t>
+            </w:r>
+          </w:p>
+        </w:tc>
+      </w:tr>
+      <w:tr>
+        <w:trPr>
+          <w:cantSplit/>
+        </w:trPr>
+        <w:tc>
+          <w:tcPr>
+            <w:tcW w:type="dxa" w:w="1587"/>
+            <w:shd w:val="clear" w:color="auto" w:fill="F5F7FA"/>
+            <w:vAlign w:val="center"/>
+          </w:tcPr>
+          <w:p>
+            <w:pPr>
+              <w:spacing w:before="40" w:after="40" w:line="252" w:lineRule="auto"/>
+            </w:pPr>
+            <w:r/>
+            <w:r>
+              <w:rPr>
+                <w:rFonts w:ascii="微软雅黑" w:hAnsi="微软雅黑" w:eastAsia="微软雅黑"/>
+                <w:b w:val="0"/>
+                <w:color w:val="333333"/>
+                <w:sz w:val="18"/>
+              </w:rPr>
+              <w:t>标准席</w:t>
+            </w:r>
+          </w:p>
+        </w:tc>
+        <w:tc>
+          <w:tcPr>
+            <w:tcW w:type="dxa" w:w="1587"/>
+            <w:shd w:val="clear" w:color="auto" w:fill="F5F7FA"/>
+            <w:vAlign w:val="center"/>
+          </w:tcPr>
+          <w:p>
+            <w:pPr>
+              <w:spacing w:before="40" w:after="40" w:line="252" w:lineRule="auto"/>
+            </w:pPr>
+            <w:r/>
+            <w:r>
+              <w:rPr>
+                <w:rFonts w:ascii="微软雅黑" w:hAnsi="微软雅黑" w:eastAsia="微软雅黑"/>
+                <w:b w:val="0"/>
+                <w:color w:val="333333"/>
+                <w:sz w:val="18"/>
+              </w:rPr>
+              <w:t>699 元/人</w:t>
+            </w:r>
+          </w:p>
+        </w:tc>
+        <w:tc>
+          <w:tcPr>
+            <w:tcW w:type="dxa" w:w="3175"/>
+            <w:shd w:val="clear" w:color="auto" w:fill="F5F7FA"/>
+            <w:vAlign w:val="center"/>
+          </w:tcPr>
+          <w:p>
+            <w:pPr>
+              <w:spacing w:before="40" w:after="40" w:line="252" w:lineRule="auto"/>
+            </w:pPr>
+            <w:r/>
+            <w:r>
+              <w:rPr>
+                <w:rFonts w:ascii="微软雅黑" w:hAnsi="微软雅黑" w:eastAsia="微软雅黑"/>
+                <w:b w:val="0"/>
+                <w:color w:val="333333"/>
+                <w:sz w:val="18"/>
+              </w:rPr>
+              <w:t>海报、公众号、朋友圈、报名页</w:t>
+            </w:r>
+          </w:p>
+        </w:tc>
+        <w:tc>
+          <w:tcPr>
+            <w:tcW w:type="dxa" w:w="2948"/>
+            <w:shd w:val="clear" w:color="auto" w:fill="F5F7FA"/>
+            <w:vAlign w:val="center"/>
+          </w:tcPr>
+          <w:p>
+            <w:pPr>
+              <w:spacing w:before="40" w:after="40" w:line="252" w:lineRule="auto"/>
+            </w:pPr>
+            <w:r/>
+            <w:r>
+              <w:rPr>
+                <w:rFonts w:ascii="微软雅黑" w:hAnsi="微软雅黑" w:eastAsia="微软雅黑"/>
+                <w:b w:val="0"/>
+                <w:color w:val="333333"/>
+                <w:sz w:val="18"/>
+              </w:rPr>
+              <w:t>上午听讲、纸质讲义、散场茶歇</w:t>
+            </w:r>
+          </w:p>
+        </w:tc>
+      </w:tr>
+      <w:tr>
+        <w:trPr>
+          <w:cantSplit/>
+        </w:trPr>
+        <w:tc>
+          <w:tcPr>
+            <w:tcW w:type="dxa" w:w="1587"/>
+            <w:shd w:val="clear" w:color="auto" w:fill="FFFFFF"/>
+            <w:vAlign w:val="center"/>
+          </w:tcPr>
+          <w:p>
+            <w:pPr>
+              <w:spacing w:before="40" w:after="40" w:line="252" w:lineRule="auto"/>
+            </w:pPr>
+            <w:r/>
+            <w:r>
+              <w:rPr>
+                <w:rFonts w:ascii="微软雅黑" w:hAnsi="微软雅黑" w:eastAsia="微软雅黑"/>
+                <w:b w:val="0"/>
+                <w:color w:val="333333"/>
+                <w:sz w:val="18"/>
+              </w:rPr>
+              <w:t>企业前区席</w:t>
+            </w:r>
+          </w:p>
+        </w:tc>
+        <w:tc>
+          <w:tcPr>
+            <w:tcW w:type="dxa" w:w="1587"/>
+            <w:shd w:val="clear" w:color="auto" w:fill="FFFFFF"/>
+            <w:vAlign w:val="center"/>
+          </w:tcPr>
+          <w:p>
+            <w:pPr>
+              <w:spacing w:before="40" w:after="40" w:line="252" w:lineRule="auto"/>
+            </w:pPr>
+            <w:r/>
+            <w:r>
+              <w:rPr>
+                <w:rFonts w:ascii="微软雅黑" w:hAnsi="微软雅黑" w:eastAsia="微软雅黑"/>
+                <w:b w:val="0"/>
+                <w:color w:val="333333"/>
+                <w:sz w:val="18"/>
+              </w:rPr>
+              <w:t>1,280 元/人</w:t>
+            </w:r>
+          </w:p>
+        </w:tc>
+        <w:tc>
+          <w:tcPr>
+            <w:tcW w:type="dxa" w:w="3175"/>
+            <w:shd w:val="clear" w:color="auto" w:fill="FFFFFF"/>
+            <w:vAlign w:val="center"/>
+          </w:tcPr>
+          <w:p>
+            <w:pPr>
+              <w:spacing w:before="40" w:after="40" w:line="252" w:lineRule="auto"/>
+            </w:pPr>
+            <w:r/>
+            <w:r>
+              <w:rPr>
+                <w:rFonts w:ascii="微软雅黑" w:hAnsi="微软雅黑" w:eastAsia="微软雅黑"/>
+                <w:b w:val="0"/>
+                <w:color w:val="333333"/>
+                <w:sz w:val="18"/>
+              </w:rPr>
+              <w:t>联合会邀请函、报名页</w:t>
+            </w:r>
+          </w:p>
+        </w:tc>
+        <w:tc>
+          <w:tcPr>
+            <w:tcW w:type="dxa" w:w="2948"/>
+            <w:shd w:val="clear" w:color="auto" w:fill="FFFFFF"/>
+            <w:vAlign w:val="center"/>
+          </w:tcPr>
+          <w:p>
+            <w:pPr>
+              <w:spacing w:before="40" w:after="40" w:line="252" w:lineRule="auto"/>
+            </w:pPr>
+            <w:r/>
+            <w:r>
+              <w:rPr>
+                <w:rFonts w:ascii="微软雅黑" w:hAnsi="微软雅黑" w:eastAsia="微软雅黑"/>
+                <w:b w:val="0"/>
+                <w:color w:val="333333"/>
+                <w:sz w:val="18"/>
+              </w:rPr>
+              <w:t>前区座位，其余与标准席相同</w:t>
             </w:r>
           </w:p>
         </w:tc>
@@ -1740,7 +1050,7 @@
           <w:color w:val="333333"/>
           <w:sz w:val="22"/>
         </w:rPr>
-        <w:t>主海报不印早鸟价，也不印多个席位。开售后如果 72 小时未售出 40 张，再内部决定是否限量放出 399 元；放出前改报名页，不回头改已经发出的主海报。</w:t>
+        <w:t>699 元的最低交付：入场发放一份纸质讲义；课程 12:00 结束，茶歇留到 12:30。场地合同若 12:00 必须清场，茶歇改为 08:30—09:00 入场茶歇。讲义和茶歇都写不进承办清单时，标准价改回 499 元，企业前区席同时撤下。</w:t>
       </w:r>
     </w:p>
     <w:p>
@@ -1755,7 +1065,21 @@
           <w:color w:val="333333"/>
           <w:sz w:val="22"/>
         </w:rPr>
-        <w:t>赠书、学习资料或现场交流一旦拿到书面确认，可以加开升级席，价格使用 699 元（前区，含已确认资料）和 999 元（前排，含已授权交流）。未确认前，这两档不出现在任何对外材料里。签名书尤其如此：原海报提到过，新版必须等首乾书院及相关权利方确认。</w:t>
+        <w:t>本次不上架的项目：半天专题席，1,599 元 VIP，2,480 元以上互动席，3,800 元闭门午宴。签名书、合影、午宴都还没有王德峰教授或权利方的书面授权。企业前区席还要求场地能分出明确的前区；会场是平层、没有前区差别时，这一档不开售。</w:t>
+      </w:r>
+    </w:p>
+    <w:p>
+      <w:pPr>
+        <w:spacing w:before="240" w:after="120" w:line="300" w:lineRule="auto"/>
+      </w:pPr>
+      <w:r>
+        <w:rPr>
+          <w:rFonts w:ascii="微软雅黑" w:hAnsi="微软雅黑" w:eastAsia="微软雅黑"/>
+          <w:b/>
+          <w:color w:val="1A3A5C"/>
+          <w:sz w:val="28"/>
+        </w:rPr>
+        <w:t>三、699 元对应哪一档成本</w:t>
       </w:r>
     </w:p>
     <w:p>
@@ -1770,42 +1094,13 @@
           <w:color w:val="333333"/>
           <w:sz w:val="22"/>
         </w:rPr>
-        <w:t>同一机构购买多张，仍按 499 元/人。需要品牌露出的企业，走已经讨论过的赞助方案，赞助席位包含入场，不与门票重复计收入。新的赞助表述使用“含讲座入场”，不再写“与 2,399 元学员权益相同”。</w:t>
-      </w:r>
-    </w:p>
-    <w:p>
-      <w:pPr>
-        <w:spacing w:before="240" w:after="120" w:line="300" w:lineRule="auto"/>
-      </w:pPr>
-      <w:r>
-        <w:rPr>
-          <w:rFonts w:ascii="微软雅黑" w:hAnsi="微软雅黑" w:eastAsia="微软雅黑"/>
-          <w:b/>
-          <w:color w:val="1A3A5C"/>
-          <w:sz w:val="28"/>
-        </w:rPr>
-        <w:t>四、499 元能不能覆盖成本</w:t>
-      </w:r>
-    </w:p>
-    <w:p>
-      <w:pPr>
-        <w:spacing w:before="0" w:after="120" w:line="300" w:lineRule="auto"/>
-        <w:ind w:firstLine="420"/>
-      </w:pPr>
-      <w:r>
-        <w:rPr>
-          <w:rFonts w:ascii="微软雅黑" w:hAnsi="微软雅黑" w:eastAsia="微软雅黑"/>
-          <w:b w:val="0"/>
-          <w:color w:val="333333"/>
-          <w:sz w:val="22"/>
-        </w:rPr>
-        <w:t>下面按保守客单估算：全部按 499 元出售，实收按 94% 计算，人均净贡献约 469 元。为了留余地，保本人数按人均 450 元测算。容量 200 人来自此前内部讨论，场地未定。师资 10 万元、赞助 6 万至 8 万元同样是内部口径，不是已签约或已到账数字。</w:t>
+        <w:t>下表的票面保本价 = 假设总成本 ÷ 到场人数，还没扣除支付手续费和退款。它用来看价格和成本假设是否同档，不能当成已核实的盈亏点。</w:t>
       </w:r>
     </w:p>
     <w:tbl>
       <w:tblPr>
         <w:tblStyle w:val="TableGrid"/>
-        <w:tblW w:type="dxa" w:w="8731"/>
+        <w:tblW w:type="dxa" w:w="9298"/>
         <w:jc w:val="center"/>
         <w:tblLayout w:type="fixed"/>
         <w:tblLook w:firstColumn="1" w:firstRow="1" w:lastColumn="0" w:lastRow="0" w:noHBand="0" w:noVBand="1" w:val="04A0"/>
@@ -1822,7 +1117,7 @@
         </w:trPr>
         <w:tc>
           <w:tcPr>
-            <w:tcW w:type="dxa" w:w="3628"/>
+            <w:tcW w:type="dxa" w:w="2268"/>
             <w:shd w:val="clear" w:color="auto" w:fill="1A3A5C"/>
             <w:vAlign w:val="center"/>
           </w:tcPr>
@@ -1839,53 +1134,7 @@
                 <w:color w:val="FFFFFF"/>
                 <w:sz w:val="18"/>
               </w:rPr>
-              <w:t>成本情景</w:t>
-            </w:r>
-          </w:p>
-        </w:tc>
-        <w:tc>
-          <w:tcPr>
-            <w:tcW w:type="dxa" w:w="1474"/>
-            <w:shd w:val="clear" w:color="auto" w:fill="1A3A5C"/>
-            <w:vAlign w:val="center"/>
-          </w:tcPr>
-          <w:p>
-            <w:pPr>
-              <w:spacing w:before="40" w:after="40" w:line="252" w:lineRule="auto"/>
-              <w:jc w:val="center"/>
-            </w:pPr>
-            <w:r/>
-            <w:r>
-              <w:rPr>
-                <w:rFonts w:ascii="微软雅黑" w:hAnsi="微软雅黑" w:eastAsia="微软雅黑"/>
-                <w:b/>
-                <w:color w:val="FFFFFF"/>
-                <w:sz w:val="18"/>
-              </w:rPr>
-              <w:t>现金成本</w:t>
-            </w:r>
-          </w:p>
-        </w:tc>
-        <w:tc>
-          <w:tcPr>
-            <w:tcW w:type="dxa" w:w="1360"/>
-            <w:shd w:val="clear" w:color="auto" w:fill="1A3A5C"/>
-            <w:vAlign w:val="center"/>
-          </w:tcPr>
-          <w:p>
-            <w:pPr>
-              <w:spacing w:before="40" w:after="40" w:line="252" w:lineRule="auto"/>
-              <w:jc w:val="center"/>
-            </w:pPr>
-            <w:r/>
-            <w:r>
-              <w:rPr>
-                <w:rFonts w:ascii="微软雅黑" w:hAnsi="微软雅黑" w:eastAsia="微软雅黑"/>
-                <w:b/>
-                <w:color w:val="FFFFFF"/>
-                <w:sz w:val="18"/>
-              </w:rPr>
-              <w:t>保本人数</w:t>
+              <w:t>假设总成本</w:t>
             </w:r>
           </w:p>
         </w:tc>
@@ -1908,7 +1157,53 @@
                 <w:color w:val="FFFFFF"/>
                 <w:sz w:val="18"/>
               </w:rPr>
-              <w:t>对 200 座的含义</w:t>
+              <w:t>100 人</w:t>
+            </w:r>
+          </w:p>
+        </w:tc>
+        <w:tc>
+          <w:tcPr>
+            <w:tcW w:type="dxa" w:w="2268"/>
+            <w:shd w:val="clear" w:color="auto" w:fill="1A3A5C"/>
+            <w:vAlign w:val="center"/>
+          </w:tcPr>
+          <w:p>
+            <w:pPr>
+              <w:spacing w:before="40" w:after="40" w:line="252" w:lineRule="auto"/>
+              <w:jc w:val="center"/>
+            </w:pPr>
+            <w:r/>
+            <w:r>
+              <w:rPr>
+                <w:rFonts w:ascii="微软雅黑" w:hAnsi="微软雅黑" w:eastAsia="微软雅黑"/>
+                <w:b/>
+                <w:color w:val="FFFFFF"/>
+                <w:sz w:val="18"/>
+              </w:rPr>
+              <w:t>150 人</w:t>
+            </w:r>
+          </w:p>
+        </w:tc>
+        <w:tc>
+          <w:tcPr>
+            <w:tcW w:type="dxa" w:w="2494"/>
+            <w:shd w:val="clear" w:color="auto" w:fill="1A3A5C"/>
+            <w:vAlign w:val="center"/>
+          </w:tcPr>
+          <w:p>
+            <w:pPr>
+              <w:spacing w:before="40" w:after="40" w:line="252" w:lineRule="auto"/>
+              <w:jc w:val="center"/>
+            </w:pPr>
+            <w:r/>
+            <w:r>
+              <w:rPr>
+                <w:rFonts w:ascii="微软雅黑" w:hAnsi="微软雅黑" w:eastAsia="微软雅黑"/>
+                <w:b/>
+                <w:color w:val="FFFFFF"/>
+                <w:sz w:val="18"/>
+              </w:rPr>
+              <w:t>200 人</w:t>
             </w:r>
           </w:p>
         </w:tc>
@@ -1919,29 +1214,7 @@
         </w:trPr>
         <w:tc>
           <w:tcPr>
-            <w:tcW w:type="dxa" w:w="3628"/>
-            <w:shd w:val="clear" w:color="auto" w:fill="FFFFFF"/>
-            <w:vAlign w:val="center"/>
-          </w:tcPr>
-          <w:p>
-            <w:pPr>
-              <w:spacing w:before="40" w:after="40" w:line="252" w:lineRule="auto"/>
-            </w:pPr>
-            <w:r/>
-            <w:r>
-              <w:rPr>
-                <w:rFonts w:ascii="微软雅黑" w:hAnsi="微软雅黑" w:eastAsia="微软雅黑"/>
-                <w:b w:val="0"/>
-                <w:color w:val="333333"/>
-                <w:sz w:val="18"/>
-              </w:rPr>
-              <w:t>师资按分成，场地与执行 5 万元</w:t>
-            </w:r>
-          </w:p>
-        </w:tc>
-        <w:tc>
-          <w:tcPr>
-            <w:tcW w:type="dxa" w:w="1474"/>
+            <w:tcW w:type="dxa" w:w="2268"/>
             <w:shd w:val="clear" w:color="auto" w:fill="FFFFFF"/>
             <w:vAlign w:val="center"/>
           </w:tcPr>
@@ -1963,7 +1236,7 @@
         </w:tc>
         <w:tc>
           <w:tcPr>
-            <w:tcW w:type="dxa" w:w="1360"/>
+            <w:tcW w:type="dxa" w:w="2268"/>
             <w:shd w:val="clear" w:color="auto" w:fill="FFFFFF"/>
             <w:vAlign w:val="center"/>
           </w:tcPr>
@@ -1979,7 +1252,7 @@
                 <w:color w:val="333333"/>
                 <w:sz w:val="18"/>
               </w:rPr>
-              <w:t>112 人</w:t>
+              <w:t>500 元</w:t>
             </w:r>
           </w:p>
         </w:tc>
@@ -2001,19 +1274,14 @@
                 <w:color w:val="333333"/>
                 <w:sz w:val="18"/>
               </w:rPr>
-              <w:t>售出 112 人可覆盖现金成本</w:t>
+              <w:t>333 元</w:t>
             </w:r>
           </w:p>
         </w:tc>
-      </w:tr>
-      <w:tr>
-        <w:trPr>
-          <w:cantSplit/>
-        </w:trPr>
         <w:tc>
           <w:tcPr>
-            <w:tcW w:type="dxa" w:w="3628"/>
-            <w:shd w:val="clear" w:color="auto" w:fill="F5F7FA"/>
+            <w:tcW w:type="dxa" w:w="2494"/>
+            <w:shd w:val="clear" w:color="auto" w:fill="FFFFFF"/>
             <w:vAlign w:val="center"/>
           </w:tcPr>
           <w:p>
@@ -2028,13 +1296,18 @@
                 <w:color w:val="333333"/>
                 <w:sz w:val="18"/>
               </w:rPr>
-              <w:t>师资现金 6 万元，场地与执行 4 万元</w:t>
+              <w:t>250 元</w:t>
             </w:r>
           </w:p>
         </w:tc>
+      </w:tr>
+      <w:tr>
+        <w:trPr>
+          <w:cantSplit/>
+        </w:trPr>
         <w:tc>
           <w:tcPr>
-            <w:tcW w:type="dxa" w:w="1474"/>
+            <w:tcW w:type="dxa" w:w="2268"/>
             <w:shd w:val="clear" w:color="auto" w:fill="F5F7FA"/>
             <w:vAlign w:val="center"/>
           </w:tcPr>
@@ -2056,7 +1329,7 @@
         </w:tc>
         <w:tc>
           <w:tcPr>
-            <w:tcW w:type="dxa" w:w="1360"/>
+            <w:tcW w:type="dxa" w:w="2268"/>
             <w:shd w:val="clear" w:color="auto" w:fill="F5F7FA"/>
             <w:vAlign w:val="center"/>
           </w:tcPr>
@@ -2072,7 +1345,7 @@
                 <w:color w:val="333333"/>
                 <w:sz w:val="18"/>
               </w:rPr>
-              <w:t>223 人</w:t>
+              <w:t>1,000 元</w:t>
             </w:r>
           </w:p>
         </w:tc>
@@ -2094,7 +1367,29 @@
                 <w:color w:val="333333"/>
                 <w:sz w:val="18"/>
               </w:rPr>
-              <w:t>坐满 200 座仍差一截</w:t>
+              <w:t>667 元</w:t>
+            </w:r>
+          </w:p>
+        </w:tc>
+        <w:tc>
+          <w:tcPr>
+            <w:tcW w:type="dxa" w:w="2494"/>
+            <w:shd w:val="clear" w:color="auto" w:fill="F5F7FA"/>
+            <w:vAlign w:val="center"/>
+          </w:tcPr>
+          <w:p>
+            <w:pPr>
+              <w:spacing w:before="40" w:after="40" w:line="252" w:lineRule="auto"/>
+            </w:pPr>
+            <w:r/>
+            <w:r>
+              <w:rPr>
+                <w:rFonts w:ascii="微软雅黑" w:hAnsi="微软雅黑" w:eastAsia="微软雅黑"/>
+                <w:b w:val="0"/>
+                <w:color w:val="333333"/>
+                <w:sz w:val="18"/>
+              </w:rPr>
+              <w:t>500 元</w:t>
             </w:r>
           </w:p>
         </w:tc>
@@ -2105,7 +1400,7 @@
         </w:trPr>
         <w:tc>
           <w:tcPr>
-            <w:tcW w:type="dxa" w:w="3628"/>
+            <w:tcW w:type="dxa" w:w="2268"/>
             <w:shd w:val="clear" w:color="auto" w:fill="FFFFFF"/>
             <w:vAlign w:val="center"/>
           </w:tcPr>
@@ -2121,51 +1416,7 @@
                 <w:color w:val="333333"/>
                 <w:sz w:val="18"/>
               </w:rPr>
-              <w:t>师资现金 10 万元，场地与执行 5 万元</w:t>
-            </w:r>
-          </w:p>
-        </w:tc>
-        <w:tc>
-          <w:tcPr>
-            <w:tcW w:type="dxa" w:w="1474"/>
-            <w:shd w:val="clear" w:color="auto" w:fill="FFFFFF"/>
-            <w:vAlign w:val="center"/>
-          </w:tcPr>
-          <w:p>
-            <w:pPr>
-              <w:spacing w:before="40" w:after="40" w:line="252" w:lineRule="auto"/>
-            </w:pPr>
-            <w:r/>
-            <w:r>
-              <w:rPr>
-                <w:rFonts w:ascii="微软雅黑" w:hAnsi="微软雅黑" w:eastAsia="微软雅黑"/>
-                <w:b w:val="0"/>
-                <w:color w:val="333333"/>
-                <w:sz w:val="18"/>
-              </w:rPr>
-              <w:t>15 万元</w:t>
-            </w:r>
-          </w:p>
-        </w:tc>
-        <w:tc>
-          <w:tcPr>
-            <w:tcW w:type="dxa" w:w="1360"/>
-            <w:shd w:val="clear" w:color="auto" w:fill="FFFFFF"/>
-            <w:vAlign w:val="center"/>
-          </w:tcPr>
-          <w:p>
-            <w:pPr>
-              <w:spacing w:before="40" w:after="40" w:line="252" w:lineRule="auto"/>
-            </w:pPr>
-            <w:r/>
-            <w:r>
-              <w:rPr>
-                <w:rFonts w:ascii="微软雅黑" w:hAnsi="微软雅黑" w:eastAsia="微软雅黑"/>
-                <w:b w:val="0"/>
-                <w:color w:val="333333"/>
-                <w:sz w:val="18"/>
-              </w:rPr>
-              <w:t>334 人</w:t>
+              <w:t>18 万元</w:t>
             </w:r>
           </w:p>
         </w:tc>
@@ -2187,7 +1438,144 @@
                 <w:color w:val="333333"/>
                 <w:sz w:val="18"/>
               </w:rPr>
-              <w:t>门票单独覆盖不了</w:t>
+              <w:t>1,800 元</w:t>
+            </w:r>
+          </w:p>
+        </w:tc>
+        <w:tc>
+          <w:tcPr>
+            <w:tcW w:type="dxa" w:w="2268"/>
+            <w:shd w:val="clear" w:color="auto" w:fill="FFFFFF"/>
+            <w:vAlign w:val="center"/>
+          </w:tcPr>
+          <w:p>
+            <w:pPr>
+              <w:spacing w:before="40" w:after="40" w:line="252" w:lineRule="auto"/>
+            </w:pPr>
+            <w:r/>
+            <w:r>
+              <w:rPr>
+                <w:rFonts w:ascii="微软雅黑" w:hAnsi="微软雅黑" w:eastAsia="微软雅黑"/>
+                <w:b w:val="0"/>
+                <w:color w:val="333333"/>
+                <w:sz w:val="18"/>
+              </w:rPr>
+              <w:t>1,200 元</w:t>
+            </w:r>
+          </w:p>
+        </w:tc>
+        <w:tc>
+          <w:tcPr>
+            <w:tcW w:type="dxa" w:w="2494"/>
+            <w:shd w:val="clear" w:color="auto" w:fill="FFFFFF"/>
+            <w:vAlign w:val="center"/>
+          </w:tcPr>
+          <w:p>
+            <w:pPr>
+              <w:spacing w:before="40" w:after="40" w:line="252" w:lineRule="auto"/>
+            </w:pPr>
+            <w:r/>
+            <w:r>
+              <w:rPr>
+                <w:rFonts w:ascii="微软雅黑" w:hAnsi="微软雅黑" w:eastAsia="微软雅黑"/>
+                <w:b w:val="0"/>
+                <w:color w:val="333333"/>
+                <w:sz w:val="18"/>
+              </w:rPr>
+              <w:t>900 元</w:t>
+            </w:r>
+          </w:p>
+        </w:tc>
+      </w:tr>
+      <w:tr>
+        <w:trPr>
+          <w:cantSplit/>
+        </w:trPr>
+        <w:tc>
+          <w:tcPr>
+            <w:tcW w:type="dxa" w:w="2268"/>
+            <w:shd w:val="clear" w:color="auto" w:fill="F5F7FA"/>
+            <w:vAlign w:val="center"/>
+          </w:tcPr>
+          <w:p>
+            <w:pPr>
+              <w:spacing w:before="40" w:after="40" w:line="252" w:lineRule="auto"/>
+            </w:pPr>
+            <w:r/>
+            <w:r>
+              <w:rPr>
+                <w:rFonts w:ascii="微软雅黑" w:hAnsi="微软雅黑" w:eastAsia="微软雅黑"/>
+                <w:b w:val="0"/>
+                <w:color w:val="333333"/>
+                <w:sz w:val="18"/>
+              </w:rPr>
+              <w:t>25 万元</w:t>
+            </w:r>
+          </w:p>
+        </w:tc>
+        <w:tc>
+          <w:tcPr>
+            <w:tcW w:type="dxa" w:w="2268"/>
+            <w:shd w:val="clear" w:color="auto" w:fill="F5F7FA"/>
+            <w:vAlign w:val="center"/>
+          </w:tcPr>
+          <w:p>
+            <w:pPr>
+              <w:spacing w:before="40" w:after="40" w:line="252" w:lineRule="auto"/>
+            </w:pPr>
+            <w:r/>
+            <w:r>
+              <w:rPr>
+                <w:rFonts w:ascii="微软雅黑" w:hAnsi="微软雅黑" w:eastAsia="微软雅黑"/>
+                <w:b w:val="0"/>
+                <w:color w:val="333333"/>
+                <w:sz w:val="18"/>
+              </w:rPr>
+              <w:t>2,500 元</w:t>
+            </w:r>
+          </w:p>
+        </w:tc>
+        <w:tc>
+          <w:tcPr>
+            <w:tcW w:type="dxa" w:w="2268"/>
+            <w:shd w:val="clear" w:color="auto" w:fill="F5F7FA"/>
+            <w:vAlign w:val="center"/>
+          </w:tcPr>
+          <w:p>
+            <w:pPr>
+              <w:spacing w:before="40" w:after="40" w:line="252" w:lineRule="auto"/>
+            </w:pPr>
+            <w:r/>
+            <w:r>
+              <w:rPr>
+                <w:rFonts w:ascii="微软雅黑" w:hAnsi="微软雅黑" w:eastAsia="微软雅黑"/>
+                <w:b w:val="0"/>
+                <w:color w:val="333333"/>
+                <w:sz w:val="18"/>
+              </w:rPr>
+              <w:t>1,667 元</w:t>
+            </w:r>
+          </w:p>
+        </w:tc>
+        <w:tc>
+          <w:tcPr>
+            <w:tcW w:type="dxa" w:w="2494"/>
+            <w:shd w:val="clear" w:color="auto" w:fill="F5F7FA"/>
+            <w:vAlign w:val="center"/>
+          </w:tcPr>
+          <w:p>
+            <w:pPr>
+              <w:spacing w:before="40" w:after="40" w:line="252" w:lineRule="auto"/>
+            </w:pPr>
+            <w:r/>
+            <w:r>
+              <w:rPr>
+                <w:rFonts w:ascii="微软雅黑" w:hAnsi="微软雅黑" w:eastAsia="微软雅黑"/>
+                <w:b w:val="0"/>
+                <w:color w:val="333333"/>
+                <w:sz w:val="18"/>
+              </w:rPr>
+              <w:t>1,250 元</w:t>
             </w:r>
           </w:p>
         </w:tc>
@@ -2218,36 +1606,7 @@
           <w:color w:val="333333"/>
           <w:sz w:val="22"/>
         </w:rPr>
-        <w:t>200 座售出七成，即 140 张票，按人均 450 元计，净票款 6.3 万元。再计入 6 万元赞助，合计 12.3 万元：高于中等情景的 10 万元，低于重情景的 15 万元。赞助席和工作人员席还要占座，可售票少于 200 张，实际票款会低于 6.3 万元。</w:t>
-      </w:r>
-    </w:p>
-    <w:p>
-      <w:pPr>
-        <w:spacing w:before="0" w:after="120" w:line="300" w:lineRule="auto"/>
-        <w:ind w:firstLine="420"/>
-      </w:pPr>
-      <w:r>
-        <w:rPr>
-          <w:rFonts w:ascii="微软雅黑" w:hAnsi="微软雅黑" w:eastAsia="微软雅黑"/>
-          <w:b/>
-          <w:color w:val="333333"/>
-          <w:sz w:val="22"/>
-        </w:rPr>
-        <w:t>499 元是听众侧的合理价格。活动要打平，靠的是把师资现金支出谈成分成或压到与座位匹配的水平，并落实赞助。票价维持 499 元，成本按场次规模来配。</w:t>
-      </w:r>
-    </w:p>
-    <w:p>
-      <w:pPr>
-        <w:spacing w:before="240" w:after="120" w:line="300" w:lineRule="auto"/>
-      </w:pPr>
-      <w:r>
-        <w:rPr>
-          <w:rFonts w:ascii="微软雅黑" w:hAnsi="微软雅黑" w:eastAsia="微软雅黑"/>
-          <w:b/>
-          <w:color w:val="1A3A5C"/>
-          <w:sz w:val="28"/>
-        </w:rPr>
-        <w:t>五、已经报过 2,399 元的人</w:t>
+        <w:t>只卖 699 元标准席：105 人票面 73,395 元；150 人票面 104,850 元，按 94% 实收为 98,559 元。覆盖 10 万元票面大约需要 144 人，扣掉约 6% 后大约需要 153 人。105 人 × 899 元 = 94,395 元，到不了 10 万元，所以标准价不放到 899 元。</w:t>
       </w:r>
     </w:p>
     <w:p>
@@ -2262,7 +1621,51 @@
           <w:color w:val="333333"/>
           <w:sz w:val="22"/>
         </w:rPr>
-        <w:t>内部材料里的 12 人、每人 2,399 元是测算口径，不是本评估确认的到账名单。处理规则按承诺状态区分。</w:t>
+        <w:t>内部销量目标：标准席 120 张 × 699 元 = 83,880 元，企业前区 25 张 × 1,280 元 = 32,000 元，合计票面 115,880 元，按 94% 约 108,927 元。这组目标对齐的是“总成本约 10 万元”这一档估计。总成本若到 18 万元或更高，差额用赞助或师资分成补上，标准价保持 699 元。</w:t>
+      </w:r>
+    </w:p>
+    <w:p>
+      <w:pPr>
+        <w:spacing w:before="0" w:after="120" w:line="300" w:lineRule="auto"/>
+        <w:ind w:firstLine="420"/>
+      </w:pPr>
+      <w:r>
+        <w:rPr>
+          <w:rFonts w:ascii="微软雅黑" w:hAnsi="微软雅黑" w:eastAsia="微软雅黑"/>
+          <w:b w:val="0"/>
+          <w:color w:val="333333"/>
+          <w:sz w:val="22"/>
+        </w:rPr>
+        <w:t>收入参照：国家统计局 2026 年 7 月 15 日发布，2026 年上半年城镇居民人均可支配收入中位数 26,389 元，月均约 4,398 元。699 元约占 15.9%，1,280 元约占 29.1%，1,680 元约占 38.2%。1,280 元面向企业报销，不作为朋友圈主价格。</w:t>
+      </w:r>
+    </w:p>
+    <w:p>
+      <w:pPr>
+        <w:spacing w:before="240" w:after="120" w:line="300" w:lineRule="auto"/>
+      </w:pPr>
+      <w:r>
+        <w:rPr>
+          <w:rFonts w:ascii="微软雅黑" w:hAnsi="微软雅黑" w:eastAsia="微软雅黑"/>
+          <w:b/>
+          <w:color w:val="1A3A5C"/>
+          <w:sz w:val="28"/>
+        </w:rPr>
+        <w:t>四、已经按 2,399 元承诺的人</w:t>
+      </w:r>
+    </w:p>
+    <w:p>
+      <w:pPr>
+        <w:spacing w:before="0" w:after="120" w:line="300" w:lineRule="auto"/>
+        <w:ind w:firstLine="420"/>
+      </w:pPr>
+      <w:r>
+        <w:rPr>
+          <w:rFonts w:ascii="微软雅黑" w:hAnsi="微软雅黑" w:eastAsia="微软雅黑"/>
+          <w:b w:val="0"/>
+          <w:color w:val="333333"/>
+          <w:sz w:val="22"/>
+        </w:rPr>
+        <w:t>内部材料里的 12 人、每人 2,399 元是测算口径，不是本结论确认的到账名单。2,399 元接近第三方招生页上系统课每个授课日约 2,475 元的锚点，不作为本场公开价。</w:t>
       </w:r>
     </w:p>
     <w:tbl>
@@ -2284,7 +1687,7 @@
         </w:trPr>
         <w:tc>
           <w:tcPr>
-            <w:tcW w:type="dxa" w:w="3175"/>
+            <w:tcW w:type="dxa" w:w="3061"/>
             <w:shd w:val="clear" w:color="auto" w:fill="1A3A5C"/>
             <w:vAlign w:val="center"/>
           </w:tcPr>
@@ -2307,7 +1710,7 @@
         </w:tc>
         <w:tc>
           <w:tcPr>
-            <w:tcW w:type="dxa" w:w="1814"/>
+            <w:tcW w:type="dxa" w:w="2948"/>
             <w:shd w:val="clear" w:color="auto" w:fill="1A3A5C"/>
             <w:vAlign w:val="center"/>
           </w:tcPr>
@@ -2330,7 +1733,7 @@
         </w:tc>
         <w:tc>
           <w:tcPr>
-            <w:tcW w:type="dxa" w:w="4309"/>
+            <w:tcW w:type="dxa" w:w="3288"/>
             <w:shd w:val="clear" w:color="auto" w:fill="1A3A5C"/>
             <w:vAlign w:val="center"/>
           </w:tcPr>
@@ -2358,7 +1761,7 @@
         </w:trPr>
         <w:tc>
           <w:tcPr>
-            <w:tcW w:type="dxa" w:w="3175"/>
+            <w:tcW w:type="dxa" w:w="3061"/>
             <w:shd w:val="clear" w:color="auto" w:fill="FFFFFF"/>
             <w:vAlign w:val="center"/>
           </w:tcPr>
@@ -2380,7 +1783,7 @@
         </w:tc>
         <w:tc>
           <w:tcPr>
-            <w:tcW w:type="dxa" w:w="1814"/>
+            <w:tcW w:type="dxa" w:w="2948"/>
             <w:shd w:val="clear" w:color="auto" w:fill="FFFFFF"/>
             <w:vAlign w:val="center"/>
           </w:tcPr>
@@ -2396,13 +1799,13 @@
                 <w:color w:val="333333"/>
                 <w:sz w:val="18"/>
               </w:rPr>
-              <w:t>499 元</w:t>
+              <w:t>699 元，或符合条件的 599 / 1,280 元</w:t>
             </w:r>
           </w:p>
         </w:tc>
         <w:tc>
           <w:tcPr>
-            <w:tcW w:type="dxa" w:w="4309"/>
+            <w:tcW w:type="dxa" w:w="3288"/>
             <w:shd w:val="clear" w:color="auto" w:fill="FFFFFF"/>
             <w:vAlign w:val="center"/>
           </w:tcPr>
@@ -2418,7 +1821,7 @@
                 <w:color w:val="333333"/>
                 <w:sz w:val="18"/>
               </w:rPr>
-              <w:t>上午讲座入场</w:t>
+              <w:t>按对应席位</w:t>
             </w:r>
           </w:p>
         </w:tc>
@@ -2429,7 +1832,7 @@
         </w:trPr>
         <w:tc>
           <w:tcPr>
-            <w:tcW w:type="dxa" w:w="3175"/>
+            <w:tcW w:type="dxa" w:w="3061"/>
             <w:shd w:val="clear" w:color="auto" w:fill="F5F7FA"/>
             <w:vAlign w:val="center"/>
           </w:tcPr>
@@ -2451,7 +1854,7 @@
         </w:tc>
         <w:tc>
           <w:tcPr>
-            <w:tcW w:type="dxa" w:w="1814"/>
+            <w:tcW w:type="dxa" w:w="2948"/>
             <w:shd w:val="clear" w:color="auto" w:fill="F5F7FA"/>
             <w:vAlign w:val="center"/>
           </w:tcPr>
@@ -2467,13 +1870,13 @@
                 <w:color w:val="333333"/>
                 <w:sz w:val="18"/>
               </w:rPr>
-              <w:t>改为 499 元</w:t>
+              <w:t>改按标准席 699 元重新确认</w:t>
             </w:r>
           </w:p>
         </w:tc>
         <w:tc>
           <w:tcPr>
-            <w:tcW w:type="dxa" w:w="4309"/>
+            <w:tcW w:type="dxa" w:w="3288"/>
             <w:shd w:val="clear" w:color="auto" w:fill="F5F7FA"/>
             <w:vAlign w:val="center"/>
           </w:tcPr>
@@ -2489,7 +1892,7 @@
                 <w:color w:val="333333"/>
                 <w:sz w:val="18"/>
               </w:rPr>
-              <w:t>按标准席重新确认</w:t>
+              <w:t>上午听讲、讲义、茶歇</w:t>
             </w:r>
           </w:p>
         </w:tc>
@@ -2500,7 +1903,7 @@
         </w:trPr>
         <w:tc>
           <w:tcPr>
-            <w:tcW w:type="dxa" w:w="3175"/>
+            <w:tcW w:type="dxa" w:w="3061"/>
             <w:shd w:val="clear" w:color="auto" w:fill="FFFFFF"/>
             <w:vAlign w:val="center"/>
           </w:tcPr>
@@ -2522,7 +1925,7 @@
         </w:tc>
         <w:tc>
           <w:tcPr>
-            <w:tcW w:type="dxa" w:w="1814"/>
+            <w:tcW w:type="dxa" w:w="2948"/>
             <w:shd w:val="clear" w:color="auto" w:fill="FFFFFF"/>
             <w:vAlign w:val="center"/>
           </w:tcPr>
@@ -2544,7 +1947,7 @@
         </w:tc>
         <w:tc>
           <w:tcPr>
-            <w:tcW w:type="dxa" w:w="4309"/>
+            <w:tcW w:type="dxa" w:w="3288"/>
             <w:shd w:val="clear" w:color="auto" w:fill="FFFFFF"/>
             <w:vAlign w:val="center"/>
           </w:tcPr>
@@ -2560,7 +1963,7 @@
                 <w:color w:val="333333"/>
                 <w:sz w:val="18"/>
               </w:rPr>
-              <w:t>入场，加上当时写明的前排、资料、交流或后续优先</w:t>
+              <w:t>入场，加上当时写明的额外项目</w:t>
             </w:r>
           </w:p>
         </w:tc>
@@ -2581,6 +1984,20 @@
     </w:p>
     <w:p>
       <w:pPr>
+        <w:spacing w:before="240" w:after="120" w:line="300" w:lineRule="auto"/>
+      </w:pPr>
+      <w:r>
+        <w:rPr>
+          <w:rFonts w:ascii="微软雅黑" w:hAnsi="微软雅黑" w:eastAsia="微软雅黑"/>
+          <w:b/>
+          <w:color w:val="1A3A5C"/>
+          <w:sz w:val="28"/>
+        </w:rPr>
+        <w:t>五、复旦署名先由校方确认</w:t>
+      </w:r>
+    </w:p>
+    <w:p>
+      <w:pPr>
         <w:spacing w:before="0" w:after="120" w:line="300" w:lineRule="auto"/>
         <w:ind w:firstLine="420"/>
       </w:pPr>
@@ -2591,7 +2008,37 @@
           <w:color w:val="333333"/>
           <w:sz w:val="22"/>
         </w:rPr>
-        <w:t>已按 2,399 元承诺的权益，只兑现当时写明的项目。新海报不把未确认的签名书、交流机会追加进这一档，也不把这一档写成和 499 元完全相同。两档差价对应多出来的、已经答应的服务。</w:t>
+        <w:t>海报若把“复旦大学住房政策研究中心”印成联合主办，票款又不进入复旦账户，开售前由该中心按《普通高等学校举办非学历教育管理规定（试行）》（教职成厅函〔2021〕23号）确认两件事：这个名称能否用于面向社会的收费研修；票款由谁收取。</w:t>
+      </w:r>
+    </w:p>
+    <w:p>
+      <w:pPr>
+        <w:spacing w:before="0" w:after="120" w:line="300" w:lineRule="auto"/>
+        <w:ind w:firstLine="420"/>
+      </w:pPr>
+      <w:r>
+        <w:rPr>
+          <w:rFonts w:ascii="微软雅黑" w:hAnsi="微软雅黑" w:eastAsia="微软雅黑"/>
+          <w:b w:val="0"/>
+          <w:color w:val="333333"/>
+          <w:sz w:val="22"/>
+        </w:rPr>
+        <w:t>该规定第九条写明：校内非实体性质的单位、职能管理部门、群团组织及教职员工个人不得以高校名义举办非学历教育。第二十二条写明：非学历教育办学所有收入纳入学校预算，统一核算；严禁合作方以任何名义收取费用。本结论不认定本场已经适用该规定。</w:t>
+      </w:r>
+    </w:p>
+    <w:p>
+      <w:pPr>
+        <w:spacing w:before="0" w:after="120" w:line="300" w:lineRule="auto"/>
+        <w:ind w:firstLine="420"/>
+      </w:pPr>
+      <w:r>
+        <w:rPr>
+          <w:rFonts w:ascii="微软雅黑" w:hAnsi="微软雅黑" w:eastAsia="微软雅黑"/>
+          <w:b w:val="0"/>
+          <w:color w:val="333333"/>
+          <w:sz w:val="22"/>
+        </w:rPr>
+        <w:t>学校若认定本场不是复旦的办学项目，海报署名改为学术支持，联合主办改为首乾书院与上海市杨浦区科技企业联合会。学校若认定这是本校非学历教育项目，则按学校的立项、审批和财务规定办理。</w:t>
       </w:r>
     </w:p>
     <w:p>
@@ -2633,7 +2080,7 @@
           <w:color w:val="1A3A5C"/>
           <w:sz w:val="24"/>
         </w:rPr>
-        <w:t>标准席  499元/人</w:t>
+        <w:t>标准席  699元/人</w:t>
       </w:r>
     </w:p>
     <w:p>
@@ -2648,6 +2095,20 @@
           <w:sz w:val="22"/>
         </w:rPr>
         <w:t>10月31日上午  09:00—12:00</w:t>
+      </w:r>
+    </w:p>
+    <w:p>
+      <w:pPr>
+        <w:spacing w:before="0" w:after="40" w:line="300" w:lineRule="auto"/>
+      </w:pPr>
+      <w:r>
+        <w:rPr>
+          <w:rFonts w:ascii="微软雅黑" w:hAnsi="微软雅黑" w:eastAsia="微软雅黑"/>
+          <w:b w:val="0"/>
+          <w:color w:val="333333"/>
+          <w:sz w:val="22"/>
+        </w:rPr>
+        <w:t>含纸质讲义与茶歇</w:t>
       </w:r>
     </w:p>
     <w:p>
@@ -2689,7 +2150,7 @@
           <w:color w:val="8B6914"/>
           <w:sz w:val="24"/>
         </w:rPr>
-        <w:t>报名页补充</w:t>
+        <w:t>报名页</w:t>
       </w:r>
     </w:p>
     <w:p>
@@ -2704,7 +2165,7 @@
           <w:color w:val="333333"/>
           <w:sz w:val="22"/>
         </w:rPr>
-        <w:t>标准席 499 元/人，含 2026 年 10 月 31 日上午《传习录》与阳明心学专题讲座入场。建议退费规则：10 月 24 日（含）前可全额退款；10 月 25 日至 29 日退还票价的 50%；10 月 30 日起可以转让，不退款。正式规则以报名页公布的文字为准。</w:t>
+        <w:t>早鸟席 599 元/人，10 月 20 日 24:00 前，限 40 张，权益与标准席相同。标准席 699 元/人，含 10 月 31 日上午讲座、纸质讲义、茶歇。企业前区席 1,280 元/人，含前区座位，其余与标准席相同；场地不能区分前区时不开售。建议退费：10 月 24 日（含）前全额退款；10 月 25 日至 29 日退还票价的 50%；10 月 30 日起可以转让，不退款。</w:t>
       </w:r>
     </w:p>
     <w:p>
@@ -2718,7 +2179,7 @@
           <w:color w:val="8B6914"/>
           <w:sz w:val="24"/>
         </w:rPr>
-        <w:t>朋友圈文案末尾加一句</w:t>
+        <w:t>朋友圈文案末尾</w:t>
       </w:r>
     </w:p>
     <w:p>
@@ -2732,7 +2193,7 @@
           <w:color w:val="333333"/>
           <w:sz w:val="22"/>
         </w:rPr>
-        <w:t>标准席 499 元/人，活动报名及详情请见海报二维码。</w:t>
+        <w:t>标准席 699 元/人，活动报名及详情请见海报二维码。</w:t>
       </w:r>
     </w:p>
     <w:p>
@@ -2760,7 +2221,7 @@
           <w:color w:val="333333"/>
           <w:sz w:val="22"/>
         </w:rPr>
-        <w:t>1. 三家联合主办机构同意名称和标识用于这场收费活动。</w:t>
+        <w:t>1. 讲义印制和茶歇时段写入承办清单。写不进去，标准价改回 499 元。</w:t>
       </w:r>
     </w:p>
     <w:p>
@@ -2774,7 +2235,7 @@
           <w:color w:val="333333"/>
           <w:sz w:val="22"/>
         </w:rPr>
-        <w:t>2. 王德峰教授已授权使用姓名、肖像和本场课程信息。</w:t>
+        <w:t>2. 用师资和场地的书面报价替换本文的成本估计。</w:t>
       </w:r>
     </w:p>
     <w:p>
@@ -2788,7 +2249,7 @@
           <w:color w:val="333333"/>
           <w:sz w:val="22"/>
         </w:rPr>
-        <w:t>3. 场地容量和师资付款方式写入同一张预算表。师资若按约 10 万元现金支付，同时赞助尚未落实，先把可售座位和预算对齐，再对外放票。</w:t>
+        <w:t>3. 三家机构确认名称和标识；复旦署名按第五节办理。</w:t>
       </w:r>
     </w:p>
     <w:p>
@@ -2802,7 +2263,7 @@
           <w:color w:val="333333"/>
           <w:sz w:val="22"/>
         </w:rPr>
-        <w:t>4. 海报正文保持一场讲座。精简稿里的“（上）”“（下）”并成一段课程介绍，避免读者理解成两场课程、一张门票。</w:t>
+        <w:t>4. 王德峰教授授权使用姓名、肖像和本场课程信息。签名书、合影、午宴未授权前不上架。</w:t>
       </w:r>
     </w:p>
     <w:p>
@@ -2816,7 +2277,7 @@
           <w:color w:val="666666"/>
           <w:sz w:val="20"/>
         </w:rPr>
-        <w:t>本评估用于内部定价。对外票价、权益和退费，以报名页及主办方正式通知为准。</w:t>
+        <w:t>本结论用于内部定价。对外票价、权益和退费，以报名页及主办方正式通知为准。</w:t>
       </w:r>
     </w:p>
     <w:sectPr>
@@ -2845,7 +2306,7 @@
         <w:color w:val="666666"/>
         <w:sz w:val="18"/>
       </w:rPr>
-      <w:t xml:space="preserve">10月31日讲座每人收费评估  ·  第 </w:t>
+      <w:t xml:space="preserve">10月31日讲座定价综合结论  ·  第 </w:t>
     </w:r>
     <w:r>
       <w:rPr>
